--- a/docs/standards/MFDStudio_Generated_Client_API_Standardization.docx
+++ b/docs/standards/MFDStudio_Generated_Client_API_Standardization.docx
@@ -38,7 +38,7 @@
           <w:rFonts w:ascii="Aptos" w:hAnsi="Aptos"/>
           <w:i/>
         </w:rPr>
-        <w:t>Generated on 2026-04-27 13:42</w:t>
+        <w:t>Generated on 2026-05-22 06:40</w:t>
       </w:r>
     </w:p>
     <w:p>
@@ -58,7 +58,7 @@
       <w:pPr>
         <w:pStyle w:val="Titre1"/>
       </w:pPr>
-      <w:bookmarkStart w:id="0" w:name="_Toc228189753"/>
+      <w:bookmarkStart w:id="0" w:name="_Toc230324464"/>
       <w:r>
         <w:lastRenderedPageBreak/>
         <w:t>Table of Contents</w:t>
@@ -110,7 +110,7 @@
         <w:rPr>
           <w:noProof/>
         </w:rPr>
-        <w:instrText xml:space="preserve"> PAGEREF _Toc228189753 \h </w:instrText>
+        <w:instrText xml:space="preserve"> PAGEREF _Toc230324464 \h </w:instrText>
       </w:r>
       <w:r>
         <w:rPr>
@@ -168,7 +168,7 @@
         <w:rPr>
           <w:noProof/>
         </w:rPr>
-        <w:instrText xml:space="preserve"> PAGEREF _Toc228189754 \h </w:instrText>
+        <w:instrText xml:space="preserve"> PAGEREF _Toc230324465 \h </w:instrText>
       </w:r>
       <w:r>
         <w:rPr>
@@ -226,7 +226,7 @@
         <w:rPr>
           <w:noProof/>
         </w:rPr>
-        <w:instrText xml:space="preserve"> PAGEREF _Toc228189755 \h </w:instrText>
+        <w:instrText xml:space="preserve"> PAGEREF _Toc230324466 \h </w:instrText>
       </w:r>
       <w:r>
         <w:rPr>
@@ -284,7 +284,7 @@
         <w:rPr>
           <w:noProof/>
         </w:rPr>
-        <w:instrText xml:space="preserve"> PAGEREF _Toc228189756 \h </w:instrText>
+        <w:instrText xml:space="preserve"> PAGEREF _Toc230324467 \h </w:instrText>
       </w:r>
       <w:r>
         <w:rPr>
@@ -342,7 +342,7 @@
         <w:rPr>
           <w:noProof/>
         </w:rPr>
-        <w:instrText xml:space="preserve"> PAGEREF _Toc228189757 \h </w:instrText>
+        <w:instrText xml:space="preserve"> PAGEREF _Toc230324468 \h </w:instrText>
       </w:r>
       <w:r>
         <w:rPr>
@@ -400,7 +400,7 @@
         <w:rPr>
           <w:noProof/>
         </w:rPr>
-        <w:instrText xml:space="preserve"> PAGEREF _Toc228189758 \h </w:instrText>
+        <w:instrText xml:space="preserve"> PAGEREF _Toc230324469 \h </w:instrText>
       </w:r>
       <w:r>
         <w:rPr>
@@ -458,7 +458,7 @@
         <w:rPr>
           <w:noProof/>
         </w:rPr>
-        <w:instrText xml:space="preserve"> PAGEREF _Toc228189759 \h </w:instrText>
+        <w:instrText xml:space="preserve"> PAGEREF _Toc230324470 \h </w:instrText>
       </w:r>
       <w:r>
         <w:rPr>
@@ -516,7 +516,7 @@
         <w:rPr>
           <w:noProof/>
         </w:rPr>
-        <w:instrText xml:space="preserve"> PAGEREF _Toc228189760 \h </w:instrText>
+        <w:instrText xml:space="preserve"> PAGEREF _Toc230324471 \h </w:instrText>
       </w:r>
       <w:r>
         <w:rPr>
@@ -574,7 +574,7 @@
         <w:rPr>
           <w:noProof/>
         </w:rPr>
-        <w:instrText xml:space="preserve"> PAGEREF _Toc228189761 \h </w:instrText>
+        <w:instrText xml:space="preserve"> PAGEREF _Toc230324472 \h </w:instrText>
       </w:r>
       <w:r>
         <w:rPr>
@@ -591,7 +591,7 @@
         <w:rPr>
           <w:noProof/>
         </w:rPr>
-        <w:t>5</w:t>
+        <w:t>6</w:t>
       </w:r>
       <w:r>
         <w:rPr>
@@ -632,7 +632,7 @@
         <w:rPr>
           <w:noProof/>
         </w:rPr>
-        <w:instrText xml:space="preserve"> PAGEREF _Toc228189762 \h </w:instrText>
+        <w:instrText xml:space="preserve"> PAGEREF _Toc230324473 \h </w:instrText>
       </w:r>
       <w:r>
         <w:rPr>
@@ -650,6 +650,64 @@
           <w:noProof/>
         </w:rPr>
         <w:t>6</w:t>
+      </w:r>
+      <w:r>
+        <w:rPr>
+          <w:noProof/>
+        </w:rPr>
+        <w:fldChar w:fldCharType="end"/>
+      </w:r>
+    </w:p>
+    <w:p>
+      <w:pPr>
+        <w:pStyle w:val="TM3"/>
+        <w:tabs>
+          <w:tab w:val="right" w:leader="dot" w:pos="9062"/>
+        </w:tabs>
+        <w:rPr>
+          <w:noProof/>
+        </w:rPr>
+      </w:pPr>
+      <w:r>
+        <w:rPr>
+          <w:noProof/>
+        </w:rPr>
+        <w:t>5.5 Packaged SDK Surface</w:t>
+      </w:r>
+      <w:r>
+        <w:rPr>
+          <w:noProof/>
+        </w:rPr>
+        <w:tab/>
+      </w:r>
+      <w:r>
+        <w:rPr>
+          <w:noProof/>
+        </w:rPr>
+        <w:fldChar w:fldCharType="begin"/>
+      </w:r>
+      <w:r>
+        <w:rPr>
+          <w:noProof/>
+        </w:rPr>
+        <w:instrText xml:space="preserve"> PAGEREF _Toc230324474 \h </w:instrText>
+      </w:r>
+      <w:r>
+        <w:rPr>
+          <w:noProof/>
+        </w:rPr>
+      </w:r>
+      <w:r>
+        <w:rPr>
+          <w:noProof/>
+        </w:rPr>
+        <w:fldChar w:fldCharType="separate"/>
+      </w:r>
+      <w:r>
+        <w:rPr>
+          <w:noProof/>
+        </w:rPr>
+        <w:t>7</w:t>
       </w:r>
       <w:r>
         <w:rPr>
@@ -690,7 +748,7 @@
         <w:rPr>
           <w:noProof/>
         </w:rPr>
-        <w:instrText xml:space="preserve"> PAGEREF _Toc228189763 \h </w:instrText>
+        <w:instrText xml:space="preserve"> PAGEREF _Toc230324475 \h </w:instrText>
       </w:r>
       <w:r>
         <w:rPr>
@@ -707,7 +765,7 @@
         <w:rPr>
           <w:noProof/>
         </w:rPr>
-        <w:t>6</w:t>
+        <w:t>8</w:t>
       </w:r>
       <w:r>
         <w:rPr>
@@ -748,7 +806,7 @@
         <w:rPr>
           <w:noProof/>
         </w:rPr>
-        <w:instrText xml:space="preserve"> PAGEREF _Toc228189764 \h </w:instrText>
+        <w:instrText xml:space="preserve"> PAGEREF _Toc230324476 \h </w:instrText>
       </w:r>
       <w:r>
         <w:rPr>
@@ -765,7 +823,7 @@
         <w:rPr>
           <w:noProof/>
         </w:rPr>
-        <w:t>7</w:t>
+        <w:t>9</w:t>
       </w:r>
       <w:r>
         <w:rPr>
@@ -806,7 +864,7 @@
         <w:rPr>
           <w:noProof/>
         </w:rPr>
-        <w:instrText xml:space="preserve"> PAGEREF _Toc228189765 \h </w:instrText>
+        <w:instrText xml:space="preserve"> PAGEREF _Toc230324477 \h </w:instrText>
       </w:r>
       <w:r>
         <w:rPr>
@@ -823,7 +881,7 @@
         <w:rPr>
           <w:noProof/>
         </w:rPr>
-        <w:t>7</w:t>
+        <w:t>9</w:t>
       </w:r>
       <w:r>
         <w:rPr>
@@ -864,7 +922,7 @@
         <w:rPr>
           <w:noProof/>
         </w:rPr>
-        <w:instrText xml:space="preserve"> PAGEREF _Toc228189766 \h </w:instrText>
+        <w:instrText xml:space="preserve"> PAGEREF _Toc230324478 \h </w:instrText>
       </w:r>
       <w:r>
         <w:rPr>
@@ -881,7 +939,7 @@
         <w:rPr>
           <w:noProof/>
         </w:rPr>
-        <w:t>8</w:t>
+        <w:t>9</w:t>
       </w:r>
       <w:r>
         <w:rPr>
@@ -922,7 +980,7 @@
         <w:rPr>
           <w:noProof/>
         </w:rPr>
-        <w:instrText xml:space="preserve"> PAGEREF _Toc228189767 \h </w:instrText>
+        <w:instrText xml:space="preserve"> PAGEREF _Toc230324479 \h </w:instrText>
       </w:r>
       <w:r>
         <w:rPr>
@@ -939,7 +997,7 @@
         <w:rPr>
           <w:noProof/>
         </w:rPr>
-        <w:t>8</w:t>
+        <w:t>10</w:t>
       </w:r>
       <w:r>
         <w:rPr>
@@ -980,7 +1038,7 @@
         <w:rPr>
           <w:noProof/>
         </w:rPr>
-        <w:instrText xml:space="preserve"> PAGEREF _Toc228189768 \h </w:instrText>
+        <w:instrText xml:space="preserve"> PAGEREF _Toc230324480 \h </w:instrText>
       </w:r>
       <w:r>
         <w:rPr>
@@ -997,7 +1055,65 @@
         <w:rPr>
           <w:noProof/>
         </w:rPr>
-        <w:t>8</w:t>
+        <w:t>10</w:t>
+      </w:r>
+      <w:r>
+        <w:rPr>
+          <w:noProof/>
+        </w:rPr>
+        <w:fldChar w:fldCharType="end"/>
+      </w:r>
+    </w:p>
+    <w:p>
+      <w:pPr>
+        <w:pStyle w:val="TM3"/>
+        <w:tabs>
+          <w:tab w:val="right" w:leader="dot" w:pos="9062"/>
+        </w:tabs>
+        <w:rPr>
+          <w:noProof/>
+        </w:rPr>
+      </w:pPr>
+      <w:r>
+        <w:rPr>
+          <w:noProof/>
+        </w:rPr>
+        <w:t>6.6 Runtime Feedback Convenience Queries</w:t>
+      </w:r>
+      <w:r>
+        <w:rPr>
+          <w:noProof/>
+        </w:rPr>
+        <w:tab/>
+      </w:r>
+      <w:r>
+        <w:rPr>
+          <w:noProof/>
+        </w:rPr>
+        <w:fldChar w:fldCharType="begin"/>
+      </w:r>
+      <w:r>
+        <w:rPr>
+          <w:noProof/>
+        </w:rPr>
+        <w:instrText xml:space="preserve"> PAGEREF _Toc230324481 \h </w:instrText>
+      </w:r>
+      <w:r>
+        <w:rPr>
+          <w:noProof/>
+        </w:rPr>
+      </w:r>
+      <w:r>
+        <w:rPr>
+          <w:noProof/>
+        </w:rPr>
+        <w:fldChar w:fldCharType="separate"/>
+      </w:r>
+      <w:r>
+        <w:rPr>
+          <w:noProof/>
+        </w:rPr>
+        <w:t>10</w:t>
       </w:r>
       <w:r>
         <w:rPr>
@@ -1038,7 +1154,7 @@
         <w:rPr>
           <w:noProof/>
         </w:rPr>
-        <w:instrText xml:space="preserve"> PAGEREF _Toc228189769 \h </w:instrText>
+        <w:instrText xml:space="preserve"> PAGEREF _Toc230324482 \h </w:instrText>
       </w:r>
       <w:r>
         <w:rPr>
@@ -1055,7 +1171,7 @@
         <w:rPr>
           <w:noProof/>
         </w:rPr>
-        <w:t>9</w:t>
+        <w:t>11</w:t>
       </w:r>
       <w:r>
         <w:rPr>
@@ -1096,7 +1212,7 @@
         <w:rPr>
           <w:noProof/>
         </w:rPr>
-        <w:instrText xml:space="preserve"> PAGEREF _Toc228189770 \h </w:instrText>
+        <w:instrText xml:space="preserve"> PAGEREF _Toc230324483 \h </w:instrText>
       </w:r>
       <w:r>
         <w:rPr>
@@ -1113,7 +1229,7 @@
         <w:rPr>
           <w:noProof/>
         </w:rPr>
-        <w:t>9</w:t>
+        <w:t>11</w:t>
       </w:r>
       <w:r>
         <w:rPr>
@@ -1154,7 +1270,7 @@
         <w:rPr>
           <w:noProof/>
         </w:rPr>
-        <w:instrText xml:space="preserve"> PAGEREF _Toc228189771 \h </w:instrText>
+        <w:instrText xml:space="preserve"> PAGEREF _Toc230324484 \h </w:instrText>
       </w:r>
       <w:r>
         <w:rPr>
@@ -1171,7 +1287,7 @@
         <w:rPr>
           <w:noProof/>
         </w:rPr>
-        <w:t>9</w:t>
+        <w:t>12</w:t>
       </w:r>
       <w:r>
         <w:rPr>
@@ -1212,7 +1328,7 @@
         <w:rPr>
           <w:noProof/>
         </w:rPr>
-        <w:instrText xml:space="preserve"> PAGEREF _Toc228189772 \h </w:instrText>
+        <w:instrText xml:space="preserve"> PAGEREF _Toc230324485 \h </w:instrText>
       </w:r>
       <w:r>
         <w:rPr>
@@ -1229,7 +1345,7 @@
         <w:rPr>
           <w:noProof/>
         </w:rPr>
-        <w:t>9</w:t>
+        <w:t>12</w:t>
       </w:r>
       <w:r>
         <w:rPr>
@@ -1270,7 +1386,7 @@
         <w:rPr>
           <w:noProof/>
         </w:rPr>
-        <w:instrText xml:space="preserve"> PAGEREF _Toc228189773 \h </w:instrText>
+        <w:instrText xml:space="preserve"> PAGEREF _Toc230324486 \h </w:instrText>
       </w:r>
       <w:r>
         <w:rPr>
@@ -1287,7 +1403,7 @@
         <w:rPr>
           <w:noProof/>
         </w:rPr>
-        <w:t>9</w:t>
+        <w:t>12</w:t>
       </w:r>
       <w:r>
         <w:rPr>
@@ -1328,7 +1444,7 @@
         <w:rPr>
           <w:noProof/>
         </w:rPr>
-        <w:instrText xml:space="preserve"> PAGEREF _Toc228189774 \h </w:instrText>
+        <w:instrText xml:space="preserve"> PAGEREF _Toc230324487 \h </w:instrText>
       </w:r>
       <w:r>
         <w:rPr>
@@ -1345,7 +1461,7 @@
         <w:rPr>
           <w:noProof/>
         </w:rPr>
-        <w:t>10</w:t>
+        <w:t>13</w:t>
       </w:r>
       <w:r>
         <w:rPr>
@@ -1386,7 +1502,7 @@
         <w:rPr>
           <w:noProof/>
         </w:rPr>
-        <w:instrText xml:space="preserve"> PAGEREF _Toc228189775 \h </w:instrText>
+        <w:instrText xml:space="preserve"> PAGEREF _Toc230324488 \h </w:instrText>
       </w:r>
       <w:r>
         <w:rPr>
@@ -1403,7 +1519,7 @@
         <w:rPr>
           <w:noProof/>
         </w:rPr>
-        <w:t>10</w:t>
+        <w:t>13</w:t>
       </w:r>
       <w:r>
         <w:rPr>
@@ -1444,7 +1560,7 @@
         <w:rPr>
           <w:noProof/>
         </w:rPr>
-        <w:instrText xml:space="preserve"> PAGEREF _Toc228189776 \h </w:instrText>
+        <w:instrText xml:space="preserve"> PAGEREF _Toc230324489 \h </w:instrText>
       </w:r>
       <w:r>
         <w:rPr>
@@ -1461,7 +1577,7 @@
         <w:rPr>
           <w:noProof/>
         </w:rPr>
-        <w:t>11</w:t>
+        <w:t>14</w:t>
       </w:r>
       <w:r>
         <w:rPr>
@@ -1500,7 +1616,7 @@
       <w:pPr>
         <w:pStyle w:val="Titre2"/>
       </w:pPr>
-      <w:bookmarkStart w:id="1" w:name="_Toc228189754"/>
+      <w:bookmarkStart w:id="1" w:name="_Toc230324465"/>
       <w:r>
         <w:t>1. Purpose</w:t>
       </w:r>
@@ -1557,7 +1673,7 @@
       <w:pPr>
         <w:pStyle w:val="Titre2"/>
       </w:pPr>
-      <w:bookmarkStart w:id="2" w:name="_Toc228189755"/>
+      <w:bookmarkStart w:id="2" w:name="_Toc230324466"/>
       <w:r>
         <w:t>2. Scope</w:t>
       </w:r>
@@ -1590,12 +1706,17 @@
     </w:p>
     <w:p>
       <w:r>
+        <w:t>- the packaged SDK boundary used by external CMake consumers</w:t>
+      </w:r>
+    </w:p>
+    <w:p>
+      <w:r>
         <w:t>- the authoring rules that decide which primitives become generated handles</w:t>
       </w:r>
     </w:p>
     <w:p>
       <w:r>
-        <w:t>- the expected coverage for text, geometry, image, and dynamic features</w:t>
+        <w:t>- the expected coverage for text, geometry, image, dynamic, and runtime-feedback features</w:t>
       </w:r>
     </w:p>
     <w:p/>
@@ -1616,578 +1737,1005 @@
     </w:p>
     <w:p>
       <w:r>
+        <w:lastRenderedPageBreak/>
         <w:t>- renderer internals</w:t>
       </w:r>
     </w:p>
     <w:p>
       <w:r>
+        <w:t>- how third-party non-C++ clients should implement the transport contract</w:t>
+      </w:r>
+    </w:p>
+    <w:p/>
+    <w:p>
+      <w:r>
+        <w:t>Those topics are covered by the architecture notes, tutorials, and the broader interoperability specification.</w:t>
+      </w:r>
+    </w:p>
+    <w:p>
+      <w:pPr>
+        <w:pStyle w:val="Titre2"/>
+      </w:pPr>
+      <w:bookmarkStart w:id="3" w:name="_Toc230324467"/>
+      <w:r>
+        <w:t>3. Standardized Client Model</w:t>
+      </w:r>
+      <w:bookmarkEnd w:id="3"/>
+    </w:p>
+    <w:p>
+      <w:r>
+        <w:t>The standardized generated navigation graph is:</w:t>
+      </w:r>
+    </w:p>
+    <w:p>
+      <w:pPr>
+        <w:spacing w:after="120"/>
+        <w:ind w:left="360"/>
+        <w:rPr>
+          <w:rFonts w:ascii="Consolas" w:hAnsi="Consolas"/>
+          <w:sz w:val="18"/>
+        </w:rPr>
+      </w:pPr>
+      <w:r>
+        <w:rPr>
+          <w:rFonts w:ascii="Consolas" w:hAnsi="Consolas"/>
+          <w:sz w:val="18"/>
+        </w:rPr>
+        <w:t>ui -&gt; page -&gt; reticle -&gt; primitive</w:t>
+      </w:r>
+    </w:p>
+    <w:p>
+      <w:pPr>
+        <w:spacing w:after="120"/>
+        <w:ind w:left="360"/>
+        <w:rPr>
+          <w:rFonts w:ascii="Consolas" w:hAnsi="Consolas"/>
+          <w:sz w:val="18"/>
+        </w:rPr>
+      </w:pPr>
+      <w:r>
+        <w:rPr>
+          <w:rFonts w:ascii="Consolas" w:hAnsi="Consolas"/>
+          <w:sz w:val="18"/>
+        </w:rPr>
+        <w:t>ui -&gt; page -&gt; strobe</w:t>
+      </w:r>
+    </w:p>
+    <w:p>
+      <w:pPr>
+        <w:spacing w:after="120"/>
+        <w:ind w:left="360"/>
+        <w:rPr>
+          <w:rFonts w:ascii="Consolas" w:hAnsi="Consolas"/>
+          <w:sz w:val="18"/>
+        </w:rPr>
+      </w:pPr>
+      <w:r>
+        <w:rPr>
+          <w:rFonts w:ascii="Consolas" w:hAnsi="Consolas"/>
+          <w:sz w:val="18"/>
+        </w:rPr>
+        <w:t>ui -&gt; page -&gt; dynamic set -&gt; dynamic reticle -&gt; primitive</w:t>
+      </w:r>
+    </w:p>
+    <w:p>
+      <w:pPr>
+        <w:spacing w:after="120"/>
+        <w:ind w:left="360"/>
+        <w:rPr>
+          <w:rFonts w:ascii="Consolas" w:hAnsi="Consolas"/>
+          <w:sz w:val="18"/>
+        </w:rPr>
+      </w:pPr>
+      <w:r>
+        <w:rPr>
+          <w:rFonts w:ascii="Consolas" w:hAnsi="Consolas"/>
+          <w:sz w:val="18"/>
+        </w:rPr>
+        <w:t>ui -&gt; window</w:t>
+      </w:r>
+    </w:p>
+    <w:p>
+      <w:pPr>
+        <w:spacing w:after="120"/>
+        <w:ind w:left="360"/>
+      </w:pPr>
+    </w:p>
+    <w:p>
+      <w:r>
+        <w:t>&lt;div class="mfd-standard-pills"&gt; &lt;span class="mfd-standard-pill"&gt;Generated API first&lt;/span&gt; &lt;span class="mfd-standard-pill"&gt;Transport IDs hidden&lt;/span&gt; &lt;span class="mfd-standard-pill"&gt;Typed primitive handles&lt;/span&gt; &lt;span class="mfd-standard-pill"&gt;Batch bridge preserved&lt;/span&gt; &lt;/div&gt;</w:t>
+      </w:r>
+    </w:p>
+    <w:p>
+      <w:r>
+        <w:t>Normative expectations:</w:t>
+      </w:r>
+    </w:p>
+    <w:p>
+      <w:r>
+        <w:t>structure visible to the user</w:t>
+      </w:r>
+    </w:p>
+    <w:p>
+      <w:r>
+        <w:t>- application code SHOULD start from the generated UI root</w:t>
+      </w:r>
+    </w:p>
+    <w:p>
+      <w:r>
+        <w:t>- application code SHOULD mutate generated handles, not raw transport IDs</w:t>
+      </w:r>
+    </w:p>
+    <w:p>
+      <w:r>
+        <w:t>- low-level authored-name helpers MUST be treated as a compatibility path</w:t>
+      </w:r>
+    </w:p>
+    <w:p>
+      <w:r>
+        <w:t>- generated client code MUST preserve the authored page / reticle / primitive</w:t>
+      </w:r>
+    </w:p>
+    <w:p/>
+    <w:p>
+      <w:pPr>
+        <w:pStyle w:val="Titre2"/>
+      </w:pPr>
+      <w:bookmarkStart w:id="4" w:name="_Toc230324468"/>
+      <w:r>
+        <w:t>4. Design Principles</w:t>
+      </w:r>
+      <w:bookmarkEnd w:id="4"/>
+    </w:p>
+    <w:p>
+      <w:r>
+        <w:t>The generated API is standardized around the following principles:</w:t>
+      </w:r>
+    </w:p>
+    <w:p>
+      <w:r>
+        <w:t>1. authored JSON remains the source of truth</w:t>
+      </w:r>
+    </w:p>
+    <w:p>
+      <w:r>
+        <w:t>2. generated code exposes authored structure, not runtime implementation detail</w:t>
+      </w:r>
+    </w:p>
+    <w:p>
+      <w:r>
+        <w:t>3. fixed authored objects use generated transport IDs internally</w:t>
+      </w:r>
+    </w:p>
+    <w:p>
+      <w:r>
+        <w:t>4. dynamic runtime identities stay hidden behind generated dynamic handles</w:t>
+      </w:r>
+    </w:p>
+    <w:p>
+      <w:r>
+        <w:t>5. batching remains explicit so realtime clients can control publication cadence</w:t>
+      </w:r>
+    </w:p>
+    <w:p/>
+    <w:p>
+      <w:pPr>
+        <w:pStyle w:val="Titre2"/>
+      </w:pPr>
+      <w:bookmarkStart w:id="5" w:name="_Toc230324469"/>
+      <w:r>
+        <w:t>5. Required Public Surface</w:t>
+      </w:r>
+      <w:bookmarkEnd w:id="5"/>
+    </w:p>
+    <w:p>
+      <w:pPr>
+        <w:pStyle w:val="Titre3"/>
+      </w:pPr>
+      <w:bookmarkStart w:id="6" w:name="_Toc230324470"/>
+      <w:r>
+        <w:t>5.1 Generated Root</w:t>
+      </w:r>
+      <w:bookmarkEnd w:id="6"/>
+    </w:p>
+    <w:p>
+      <w:r>
+        <w:t>The generated UI root is the official entry point for client code.</w:t>
+      </w:r>
+    </w:p>
+    <w:p>
+      <w:r>
         <w:lastRenderedPageBreak/>
-        <w:t>- how third-party non-C++ clients should implement the transport contract</w:t>
+        <w:t>It MUST provide:</w:t>
+      </w:r>
+    </w:p>
+    <w:p>
+      <w:r>
+        <w:t>- `Window()` for whole-window display state</w:t>
+      </w:r>
+    </w:p>
+    <w:p>
+      <w:r>
+        <w:t>- one accessor per generated page</w:t>
+      </w:r>
+    </w:p>
+    <w:p>
+      <w:r>
+        <w:t>- `BuildBatch()`</w:t>
+      </w:r>
+    </w:p>
+    <w:p>
+      <w:r>
+        <w:t>- `BuildCommandBatch(sequence)`</w:t>
+      </w:r>
+    </w:p>
+    <w:p>
+      <w:r>
+        <w:t>- `SubmitLatest(publisher, sequence)`</w:t>
+      </w:r>
+    </w:p>
+    <w:p>
+      <w:r>
+        <w:t>- `ApplyFeedback(const mfd::StrobeStatusFeedback&amp;)`</w:t>
+      </w:r>
+    </w:p>
+    <w:p>
+      <w:r>
+        <w:t>- `ApplyFeedback(const mfd::ActivePageFeedback&amp;)`</w:t>
+      </w:r>
+    </w:p>
+    <w:p>
+      <w:r>
+        <w:t>- `ApplyFeedbackPayload(std::string_view payload, std::string* error = nullptr)`</w:t>
+      </w:r>
+    </w:p>
+    <w:p>
+      <w:r>
+        <w:t>- `PollFeedback(mfd::IExchangeChannel&amp; channel, std::size_t maxMessages = 64, std::string* error = nullptr)`</w:t>
       </w:r>
     </w:p>
     <w:p/>
     <w:p>
       <w:r>
-        <w:t>Those topics are covered by the architecture notes, tutorials, and the broader interoperability specification.</w:t>
+        <w:t>Representative usage:</w:t>
+      </w:r>
+    </w:p>
+    <w:p>
+      <w:pPr>
+        <w:spacing w:after="120"/>
+        <w:ind w:left="360"/>
+        <w:rPr>
+          <w:rFonts w:ascii="Consolas" w:hAnsi="Consolas"/>
+          <w:sz w:val="18"/>
+        </w:rPr>
+      </w:pPr>
+      <w:r>
+        <w:rPr>
+          <w:rFonts w:ascii="Consolas" w:hAnsi="Consolas"/>
+          <w:sz w:val="18"/>
+        </w:rPr>
+        <w:t>full_demo_ui::FullDemoMockupUi ui;</w:t>
+      </w:r>
+    </w:p>
+    <w:p>
+      <w:pPr>
+        <w:spacing w:after="120"/>
+        <w:ind w:left="360"/>
+        <w:rPr>
+          <w:rFonts w:ascii="Consolas" w:hAnsi="Consolas"/>
+          <w:sz w:val="18"/>
+        </w:rPr>
+      </w:pPr>
+      <w:r>
+        <w:rPr>
+          <w:rFonts w:ascii="Consolas" w:hAnsi="Consolas"/>
+          <w:sz w:val="18"/>
+        </w:rPr>
+        <w:t>auto&amp; radar = ui.Radar();</w:t>
+      </w:r>
+    </w:p>
+    <w:p>
+      <w:pPr>
+        <w:spacing w:after="120"/>
+        <w:ind w:left="360"/>
+        <w:rPr>
+          <w:rFonts w:ascii="Consolas" w:hAnsi="Consolas"/>
+          <w:sz w:val="18"/>
+        </w:rPr>
+      </w:pPr>
+    </w:p>
+    <w:p>
+      <w:pPr>
+        <w:spacing w:after="120"/>
+        <w:ind w:left="360"/>
+        <w:rPr>
+          <w:rFonts w:ascii="Consolas" w:hAnsi="Consolas"/>
+          <w:sz w:val="18"/>
+        </w:rPr>
+      </w:pPr>
+      <w:r>
+        <w:rPr>
+          <w:rFonts w:ascii="Consolas" w:hAnsi="Consolas"/>
+          <w:sz w:val="18"/>
+        </w:rPr>
+        <w:t>ui.Window().SetBrightness(0.65f);</w:t>
+      </w:r>
+    </w:p>
+    <w:p>
+      <w:pPr>
+        <w:spacing w:after="120"/>
+        <w:ind w:left="360"/>
+        <w:rPr>
+          <w:rFonts w:ascii="Consolas" w:hAnsi="Consolas"/>
+          <w:sz w:val="18"/>
+        </w:rPr>
+      </w:pPr>
+      <w:r>
+        <w:rPr>
+          <w:rFonts w:ascii="Consolas" w:hAnsi="Consolas"/>
+          <w:sz w:val="18"/>
+        </w:rPr>
+        <w:t>client.ActivatePage(radar);</w:t>
+      </w:r>
+    </w:p>
+    <w:p>
+      <w:pPr>
+        <w:spacing w:after="120"/>
+        <w:ind w:left="360"/>
+        <w:rPr>
+          <w:rFonts w:ascii="Consolas" w:hAnsi="Consolas"/>
+          <w:sz w:val="18"/>
+        </w:rPr>
+      </w:pPr>
+      <w:r>
+        <w:rPr>
+          <w:rFonts w:ascii="Consolas" w:hAnsi="Consolas"/>
+          <w:sz w:val="18"/>
+        </w:rPr>
+        <w:t>client.SendBatch(ui.BuildCommandBatch(42U));</w:t>
+      </w:r>
+    </w:p>
+    <w:p>
+      <w:pPr>
+        <w:spacing w:after="120"/>
+        <w:ind w:left="360"/>
+      </w:pPr>
+    </w:p>
+    <w:p>
+      <w:pPr>
+        <w:pStyle w:val="Titre3"/>
+      </w:pPr>
+      <w:bookmarkStart w:id="7" w:name="_Toc230324471"/>
+      <w:r>
+        <w:t>5.2 Page Surface</w:t>
+      </w:r>
+      <w:bookmarkEnd w:id="7"/>
+    </w:p>
+    <w:p>
+      <w:r>
+        <w:t>Each generated page MUST expose:</w:t>
+      </w:r>
+    </w:p>
+    <w:p>
+      <w:r>
+        <w:t>- one typed page accessor on the root</w:t>
+      </w:r>
+    </w:p>
+    <w:p>
+      <w:r>
+        <w:t>- `Name()`</w:t>
+      </w:r>
+    </w:p>
+    <w:p>
+      <w:r>
+        <w:t>- `GeneratedId()`</w:t>
+      </w:r>
+    </w:p>
+    <w:p>
+      <w:r>
+        <w:t>- `MappingHash()`</w:t>
+      </w:r>
+    </w:p>
+    <w:p>
+      <w:r>
+        <w:t>- `IsActive()`</w:t>
+      </w:r>
+    </w:p>
+    <w:p>
+      <w:r>
+        <w:t>- one generated member per authored static reticle on that page</w:t>
+      </w:r>
+    </w:p>
+    <w:p>
+      <w:r>
+        <w:t>- one generated member per authored page-local blink type</w:t>
+      </w:r>
+    </w:p>
+    <w:p>
+      <w:r>
+        <w:t>- one generated `strobe` handle</w:t>
+      </w:r>
+    </w:p>
+    <w:p>
+      <w:r>
+        <w:t>- one generated dynamic-set accessor per authored page dynamic binding</w:t>
+      </w:r>
+    </w:p>
+    <w:p/>
+    <w:p>
+      <w:r>
+        <w:lastRenderedPageBreak/>
+        <w:t>Dynamic-set accessors are authored from `dynamicReticleBindings`, not from one client-side layer API. The generator MUST validate the page runtime contract (`layers`, static `layerId`, and dynamic binding coherence), but the generated client surface MUST NOT expose any operation that changes one reticle layer at runtime.</w:t>
+      </w:r>
+    </w:p>
+    <w:p>
+      <w:pPr>
+        <w:pStyle w:val="Titre3"/>
+      </w:pPr>
+      <w:bookmarkStart w:id="8" w:name="_Toc230324472"/>
+      <w:r>
+        <w:t>5.3 Reticle Surface</w:t>
+      </w:r>
+      <w:bookmarkEnd w:id="8"/>
+    </w:p>
+    <w:p>
+      <w:r>
+        <w:t>Each generated static reticle and generated dynamic reticle MUST preserve the common reticle controls already exposed by `mfd::client::Reticle` and `mfd::client::DynamicReticle`:</w:t>
+      </w:r>
+    </w:p>
+    <w:p>
+      <w:r>
+        <w:t>- `SetVisible`</w:t>
+      </w:r>
+    </w:p>
+    <w:p>
+      <w:r>
+        <w:t>- `SetBlinkEnabled`</w:t>
+      </w:r>
+    </w:p>
+    <w:p>
+      <w:r>
+        <w:t>- `SetBlink`</w:t>
+      </w:r>
+    </w:p>
+    <w:p>
+      <w:r>
+        <w:t>- `SetBlinkType`</w:t>
+      </w:r>
+    </w:p>
+    <w:p>
+      <w:r>
+        <w:t>- `ClearBlinkType`</w:t>
+      </w:r>
+    </w:p>
+    <w:p>
+      <w:r>
+        <w:t>- `SetPosition`</w:t>
+      </w:r>
+    </w:p>
+    <w:p>
+      <w:r>
+        <w:t>- `SetRotationDegrees`</w:t>
+      </w:r>
+    </w:p>
+    <w:p>
+      <w:r>
+        <w:t>- `SetColor`</w:t>
+      </w:r>
+    </w:p>
+    <w:p>
+      <w:r>
+        <w:t>- `SetThickness`</w:t>
+      </w:r>
+    </w:p>
+    <w:p/>
+    <w:p>
+      <w:r>
+        <w:t>Each generated dynamic reticle MUST also expose `IsStrobeCaptured()` as the authoritative runtime capture query backed by the active-page feedback stream.</w:t>
+      </w:r>
+    </w:p>
+    <w:p>
+      <w:pPr>
+        <w:pStyle w:val="Titre3"/>
+      </w:pPr>
+      <w:bookmarkStart w:id="9" w:name="_Toc230324473"/>
+      <w:r>
+        <w:t>5.4 Primitive Surface</w:t>
+      </w:r>
+      <w:bookmarkEnd w:id="9"/>
+    </w:p>
+    <w:p>
+      <w:r>
+        <w:t>Every authored primitive explicitly marked for client control MUST be reachable through a generated typed accessor under its owning reticle or dynamic reticle.</w:t>
+      </w:r>
+    </w:p>
+    <w:p>
+      <w:r>
+        <w:t>The public primitive-handle families currently standardized are:</w:t>
+      </w:r>
+    </w:p>
+    <w:p>
+      <w:r>
+        <w:t>- `PrimitiveHandle`</w:t>
+      </w:r>
+    </w:p>
+    <w:p>
+      <w:r>
+        <w:t>- `TextHandle`</w:t>
+      </w:r>
+    </w:p>
+    <w:p>
+      <w:r>
+        <w:t>- `TimeHandle`</w:t>
+      </w:r>
+    </w:p>
+    <w:p>
+      <w:r>
+        <w:t>- `LineHandle`</w:t>
+      </w:r>
+    </w:p>
+    <w:p>
+      <w:r>
+        <w:t>- `CircleHandle`</w:t>
+      </w:r>
+    </w:p>
+    <w:p>
+      <w:r>
+        <w:t>- `RingHandle`</w:t>
+      </w:r>
+    </w:p>
+    <w:p>
+      <w:r>
+        <w:t>- `RectangleHandle`</w:t>
+      </w:r>
+    </w:p>
+    <w:p>
+      <w:r>
+        <w:t>- `EllipseHandle`</w:t>
+      </w:r>
+    </w:p>
+    <w:p>
+      <w:r>
+        <w:t>- `SquareHandle`</w:t>
+      </w:r>
+    </w:p>
+    <w:p>
+      <w:r>
+        <w:t>- `DiamondHandle`</w:t>
+      </w:r>
+    </w:p>
+    <w:p>
+      <w:r>
+        <w:lastRenderedPageBreak/>
+        <w:t>- `TriangleHandle`</w:t>
+      </w:r>
+    </w:p>
+    <w:p>
+      <w:r>
+        <w:t>- `PolylineHandle`</w:t>
+      </w:r>
+    </w:p>
+    <w:p>
+      <w:r>
+        <w:t>- `BezierHandle`</w:t>
+      </w:r>
+    </w:p>
+    <w:p>
+      <w:r>
+        <w:t>- `ArcHandle`</w:t>
+      </w:r>
+    </w:p>
+    <w:p>
+      <w:r>
+        <w:t>- `ImageHandle`</w:t>
+      </w:r>
+    </w:p>
+    <w:p/>
+    <w:p>
+      <w:r>
+        <w:t>The generator MUST expose the most specific handle type available for the authored primitive kind.</w:t>
+      </w:r>
+    </w:p>
+    <w:p>
+      <w:r>
+        <w:t>Shared generated primitive controls MUST include:</w:t>
+      </w:r>
+    </w:p>
+    <w:p>
+      <w:r>
+        <w:t>- `SetVisible`</w:t>
+      </w:r>
+    </w:p>
+    <w:p>
+      <w:r>
+        <w:t>- `SetPosition`</w:t>
+      </w:r>
+    </w:p>
+    <w:p>
+      <w:r>
+        <w:t>- `SetRotationDegrees`</w:t>
+      </w:r>
+    </w:p>
+    <w:p>
+      <w:r>
+        <w:t>- `SetScale`</w:t>
+      </w:r>
+    </w:p>
+    <w:p>
+      <w:r>
+        <w:t>- `SetColor`</w:t>
+      </w:r>
+    </w:p>
+    <w:p>
+      <w:r>
+        <w:t>- `SetFillColor`</w:t>
+      </w:r>
+    </w:p>
+    <w:p>
+      <w:r>
+        <w:t>- `SetFilled`</w:t>
+      </w:r>
+    </w:p>
+    <w:p>
+      <w:r>
+        <w:t>- `SetThickness`</w:t>
+      </w:r>
+    </w:p>
+    <w:p>
+      <w:r>
+        <w:t>- `SetLineStyle`</w:t>
+      </w:r>
+    </w:p>
+    <w:p/>
+    <w:p>
+      <w:pPr>
+        <w:pStyle w:val="Titre3"/>
+      </w:pPr>
+      <w:bookmarkStart w:id="10" w:name="_Toc230324474"/>
+      <w:r>
+        <w:t>5.5 Packaged SDK Surface</w:t>
+      </w:r>
+      <w:bookmarkEnd w:id="10"/>
+    </w:p>
+    <w:p>
+      <w:r>
+        <w:t>The official packaged-consumer path for one generated C++ client is `find_package(MFDStudioClientApi)` plus the imported target `MFDStudio::ClientApi`.</w:t>
+      </w:r>
+    </w:p>
+    <w:p>
+      <w:r>
+        <w:t>The delivered client package MUST:</w:t>
+      </w:r>
+    </w:p>
+    <w:p>
+      <w:r>
+        <w:t>`mfd/client/ClientSdk.h`</w:t>
+      </w:r>
+    </w:p>
+    <w:p>
+      <w:r>
+        <w:t>`SceneRegistry.h` or `CommandProcessor.h`</w:t>
+      </w:r>
+    </w:p>
+    <w:p>
+      <w:r>
+        <w:t>delivery tree</w:t>
+      </w:r>
+    </w:p>
+    <w:p>
+      <w:r>
+        <w:t>- expose only `MFDStudio::ClientApi` as the client-facing imported library</w:t>
+      </w:r>
+    </w:p>
+    <w:p>
+      <w:r>
+        <w:t>- ship only the curated headers required by generated code and</w:t>
+      </w:r>
+    </w:p>
+    <w:p>
+      <w:r>
+        <w:t>- keep client-side helpers such as `UserSpaceProjector`</w:t>
+      </w:r>
+    </w:p>
+    <w:p>
+      <w:r>
+        <w:t>- ship `mfd_client_api.dll` as the standalone runtime payload</w:t>
+      </w:r>
+    </w:p>
+    <w:p>
+      <w:r>
+        <w:t>- NOT ship `mfd_api.dll`, `mfd_api.lib`, or host-runtime headers such as</w:t>
+      </w:r>
+    </w:p>
+    <w:p>
+      <w:r>
+        <w:t>- NOT advertise imported build configurations that are missing from the actual</w:t>
+      </w:r>
+    </w:p>
+    <w:p/>
+    <w:p>
+      <w:r>
+        <w:t>Representative package-consumer usage:</w:t>
+      </w:r>
+    </w:p>
+    <w:p>
+      <w:pPr>
+        <w:spacing w:after="120"/>
+        <w:ind w:left="360"/>
+        <w:rPr>
+          <w:rFonts w:ascii="Consolas" w:hAnsi="Consolas"/>
+          <w:sz w:val="18"/>
+        </w:rPr>
+      </w:pPr>
+      <w:r>
+        <w:rPr>
+          <w:rFonts w:ascii="Consolas" w:hAnsi="Consolas"/>
+          <w:sz w:val="18"/>
+        </w:rPr>
+        <w:t>find_package(MFDStudioClientApi REQUIRED CONFIG</w:t>
+      </w:r>
+    </w:p>
+    <w:p>
+      <w:pPr>
+        <w:spacing w:after="120"/>
+        <w:ind w:left="360"/>
+        <w:rPr>
+          <w:rFonts w:ascii="Consolas" w:hAnsi="Consolas"/>
+          <w:sz w:val="18"/>
+        </w:rPr>
+      </w:pPr>
+      <w:r>
+        <w:rPr>
+          <w:rFonts w:ascii="Consolas" w:hAnsi="Consolas"/>
+          <w:sz w:val="18"/>
+        </w:rPr>
+        <w:t xml:space="preserve">    PATHS "${MFD_ROOT_DIR}/_Deliveries/packages_windows/MFDStudioClientApi/build/native"</w:t>
+      </w:r>
+    </w:p>
+    <w:p>
+      <w:pPr>
+        <w:spacing w:after="120"/>
+        <w:ind w:left="360"/>
+        <w:rPr>
+          <w:rFonts w:ascii="Consolas" w:hAnsi="Consolas"/>
+          <w:sz w:val="18"/>
+        </w:rPr>
+      </w:pPr>
+      <w:r>
+        <w:rPr>
+          <w:rFonts w:ascii="Consolas" w:hAnsi="Consolas"/>
+          <w:sz w:val="18"/>
+        </w:rPr>
+        <w:t xml:space="preserve">    NO_DEFAULT_PATH)</w:t>
+      </w:r>
+    </w:p>
+    <w:p>
+      <w:pPr>
+        <w:spacing w:after="120"/>
+        <w:ind w:left="360"/>
+        <w:rPr>
+          <w:rFonts w:ascii="Consolas" w:hAnsi="Consolas"/>
+          <w:sz w:val="18"/>
+        </w:rPr>
+      </w:pPr>
+    </w:p>
+    <w:p>
+      <w:pPr>
+        <w:spacing w:after="120"/>
+        <w:ind w:left="360"/>
+        <w:rPr>
+          <w:rFonts w:ascii="Consolas" w:hAnsi="Consolas"/>
+          <w:sz w:val="18"/>
+        </w:rPr>
+      </w:pPr>
+      <w:r>
+        <w:rPr>
+          <w:rFonts w:ascii="Consolas" w:hAnsi="Consolas"/>
+          <w:sz w:val="18"/>
+        </w:rPr>
+        <w:t>client_api_generate_ui(</w:t>
+      </w:r>
+    </w:p>
+    <w:p>
+      <w:pPr>
+        <w:spacing w:after="120"/>
+        <w:ind w:left="360"/>
+        <w:rPr>
+          <w:rFonts w:ascii="Consolas" w:hAnsi="Consolas"/>
+          <w:sz w:val="18"/>
+        </w:rPr>
+      </w:pPr>
+      <w:r>
+        <w:rPr>
+          <w:rFonts w:ascii="Consolas" w:hAnsi="Consolas"/>
+          <w:sz w:val="18"/>
+        </w:rPr>
+        <w:t xml:space="preserve">    WINDOW_JSON "${MFD_ROOT_DIR}/assets/windows/package_test_window.json"</w:t>
+      </w:r>
+    </w:p>
+    <w:p>
+      <w:pPr>
+        <w:spacing w:after="120"/>
+        <w:ind w:left="360"/>
+        <w:rPr>
+          <w:rFonts w:ascii="Consolas" w:hAnsi="Consolas"/>
+          <w:sz w:val="18"/>
+        </w:rPr>
+      </w:pPr>
+      <w:r>
+        <w:rPr>
+          <w:rFonts w:ascii="Consolas" w:hAnsi="Consolas"/>
+          <w:sz w:val="18"/>
+        </w:rPr>
+        <w:t xml:space="preserve">    OUTPUT_HEADER "${CMAKE_CURRENT_SOURCE_DIR}/generated/PackageTestUi.h"</w:t>
+      </w:r>
+    </w:p>
+    <w:p>
+      <w:pPr>
+        <w:spacing w:after="120"/>
+        <w:ind w:left="360"/>
+        <w:rPr>
+          <w:rFonts w:ascii="Consolas" w:hAnsi="Consolas"/>
+          <w:sz w:val="18"/>
+        </w:rPr>
+      </w:pPr>
+      <w:r>
+        <w:rPr>
+          <w:rFonts w:ascii="Consolas" w:hAnsi="Consolas"/>
+          <w:sz w:val="18"/>
+        </w:rPr>
+        <w:t xml:space="preserve">    OUTPUT_SOURCE "${CMAKE_CURRENT_SOURCE_DIR}/generated/PackageTestUi.cpp"</w:t>
+      </w:r>
+    </w:p>
+    <w:p>
+      <w:pPr>
+        <w:spacing w:after="120"/>
+        <w:ind w:left="360"/>
+        <w:rPr>
+          <w:rFonts w:ascii="Consolas" w:hAnsi="Consolas"/>
+          <w:sz w:val="18"/>
+        </w:rPr>
+      </w:pPr>
+      <w:r>
+        <w:rPr>
+          <w:rFonts w:ascii="Consolas" w:hAnsi="Consolas"/>
+          <w:sz w:val="18"/>
+        </w:rPr>
+        <w:t xml:space="preserve">    OUTPUT_MAP "${MFD_ROOT_DIR}/assets/windows/package_test_window.generated.map"</w:t>
+      </w:r>
+    </w:p>
+    <w:p>
+      <w:pPr>
+        <w:spacing w:after="120"/>
+        <w:ind w:left="360"/>
+        <w:rPr>
+          <w:rFonts w:ascii="Consolas" w:hAnsi="Consolas"/>
+          <w:sz w:val="18"/>
+        </w:rPr>
+      </w:pPr>
+      <w:r>
+        <w:rPr>
+          <w:rFonts w:ascii="Consolas" w:hAnsi="Consolas"/>
+          <w:sz w:val="18"/>
+        </w:rPr>
+        <w:t xml:space="preserve">    NAMESPACE "package_test_ui"</w:t>
+      </w:r>
+    </w:p>
+    <w:p>
+      <w:pPr>
+        <w:spacing w:after="120"/>
+        <w:ind w:left="360"/>
+        <w:rPr>
+          <w:rFonts w:ascii="Consolas" w:hAnsi="Consolas"/>
+          <w:sz w:val="18"/>
+        </w:rPr>
+      </w:pPr>
+      <w:r>
+        <w:rPr>
+          <w:rFonts w:ascii="Consolas" w:hAnsi="Consolas"/>
+          <w:sz w:val="18"/>
+        </w:rPr>
+        <w:t xml:space="preserve">    UI_CLASS_NAME "PackageTestUi"</w:t>
+      </w:r>
+    </w:p>
+    <w:p>
+      <w:pPr>
+        <w:spacing w:after="120"/>
+        <w:ind w:left="360"/>
+        <w:rPr>
+          <w:rFonts w:ascii="Consolas" w:hAnsi="Consolas"/>
+          <w:sz w:val="18"/>
+        </w:rPr>
+      </w:pPr>
+      <w:r>
+        <w:rPr>
+          <w:rFonts w:ascii="Consolas" w:hAnsi="Consolas"/>
+          <w:sz w:val="18"/>
+        </w:rPr>
+        <w:t xml:space="preserve">    HEADER_INCLUDE "PackageTestUi.h")</w:t>
+      </w:r>
+    </w:p>
+    <w:p>
+      <w:pPr>
+        <w:spacing w:after="120"/>
+        <w:ind w:left="360"/>
+        <w:rPr>
+          <w:rFonts w:ascii="Consolas" w:hAnsi="Consolas"/>
+          <w:sz w:val="18"/>
+        </w:rPr>
+      </w:pPr>
+    </w:p>
+    <w:p>
+      <w:pPr>
+        <w:spacing w:after="120"/>
+        <w:ind w:left="360"/>
+        <w:rPr>
+          <w:rFonts w:ascii="Consolas" w:hAnsi="Consolas"/>
+          <w:sz w:val="18"/>
+        </w:rPr>
+      </w:pPr>
+      <w:r>
+        <w:rPr>
+          <w:rFonts w:ascii="Consolas" w:hAnsi="Consolas"/>
+          <w:sz w:val="18"/>
+        </w:rPr>
+        <w:t>target_link_libraries(client_test_package</w:t>
+      </w:r>
+    </w:p>
+    <w:p>
+      <w:pPr>
+        <w:spacing w:after="120"/>
+        <w:ind w:left="360"/>
+        <w:rPr>
+          <w:rFonts w:ascii="Consolas" w:hAnsi="Consolas"/>
+          <w:sz w:val="18"/>
+        </w:rPr>
+      </w:pPr>
+      <w:r>
+        <w:rPr>
+          <w:rFonts w:ascii="Consolas" w:hAnsi="Consolas"/>
+          <w:sz w:val="18"/>
+        </w:rPr>
+        <w:t xml:space="preserve">    PRIVATE</w:t>
+      </w:r>
+    </w:p>
+    <w:p>
+      <w:pPr>
+        <w:spacing w:after="120"/>
+        <w:ind w:left="360"/>
+        <w:rPr>
+          <w:rFonts w:ascii="Consolas" w:hAnsi="Consolas"/>
+          <w:sz w:val="18"/>
+        </w:rPr>
+      </w:pPr>
+      <w:r>
+        <w:rPr>
+          <w:rFonts w:ascii="Consolas" w:hAnsi="Consolas"/>
+          <w:sz w:val="18"/>
+        </w:rPr>
+        <w:t xml:space="preserve">        MFDStudio::ClientApi)</w:t>
+      </w:r>
+    </w:p>
+    <w:p>
+      <w:pPr>
+        <w:spacing w:after="120"/>
+        <w:ind w:left="360"/>
+      </w:pPr>
+    </w:p>
+    <w:p>
+      <w:r>
+        <w:t>The repository reference target for that contract is `examples/client_test_package`.</w:t>
       </w:r>
     </w:p>
     <w:p>
       <w:pPr>
         <w:pStyle w:val="Titre2"/>
       </w:pPr>
-      <w:bookmarkStart w:id="3" w:name="_Toc228189756"/>
-      <w:r>
-        <w:t>3. Standardized Client Model</w:t>
-      </w:r>
-      <w:bookmarkEnd w:id="3"/>
-    </w:p>
-    <w:p>
-      <w:r>
-        <w:t>The standardized generated navigation graph is:</w:t>
-      </w:r>
-    </w:p>
-    <w:p>
-      <w:pPr>
-        <w:spacing w:after="120"/>
-        <w:ind w:left="360"/>
-        <w:rPr>
-          <w:rFonts w:ascii="Consolas" w:hAnsi="Consolas"/>
-          <w:sz w:val="18"/>
-        </w:rPr>
-      </w:pPr>
-      <w:r>
-        <w:rPr>
-          <w:rFonts w:ascii="Consolas" w:hAnsi="Consolas"/>
-          <w:sz w:val="18"/>
-        </w:rPr>
-        <w:t>ui -&gt; page -&gt; reticle -&gt; primitive</w:t>
-      </w:r>
-    </w:p>
-    <w:p>
-      <w:pPr>
-        <w:spacing w:after="120"/>
-        <w:ind w:left="360"/>
-        <w:rPr>
-          <w:rFonts w:ascii="Consolas" w:hAnsi="Consolas"/>
-          <w:sz w:val="18"/>
-        </w:rPr>
-      </w:pPr>
-      <w:r>
-        <w:rPr>
-          <w:rFonts w:ascii="Consolas" w:hAnsi="Consolas"/>
-          <w:sz w:val="18"/>
-        </w:rPr>
-        <w:t>ui -&gt; page -&gt; strobe</w:t>
-      </w:r>
-    </w:p>
-    <w:p>
-      <w:pPr>
-        <w:spacing w:after="120"/>
-        <w:ind w:left="360"/>
-        <w:rPr>
-          <w:rFonts w:ascii="Consolas" w:hAnsi="Consolas"/>
-          <w:sz w:val="18"/>
-        </w:rPr>
-      </w:pPr>
-      <w:r>
-        <w:rPr>
-          <w:rFonts w:ascii="Consolas" w:hAnsi="Consolas"/>
-          <w:sz w:val="18"/>
-        </w:rPr>
-        <w:t>ui -&gt; page -&gt; dynamic set -&gt; dynamic reticle -&gt; primitive</w:t>
-      </w:r>
-    </w:p>
-    <w:p>
-      <w:pPr>
-        <w:spacing w:after="120"/>
-        <w:ind w:left="360"/>
-        <w:rPr>
-          <w:rFonts w:ascii="Consolas" w:hAnsi="Consolas"/>
-          <w:sz w:val="18"/>
-        </w:rPr>
-      </w:pPr>
-      <w:r>
-        <w:rPr>
-          <w:rFonts w:ascii="Consolas" w:hAnsi="Consolas"/>
-          <w:sz w:val="18"/>
-        </w:rPr>
-        <w:t>ui -&gt; window</w:t>
-      </w:r>
-    </w:p>
-    <w:p>
-      <w:pPr>
-        <w:spacing w:after="120"/>
-        <w:ind w:left="360"/>
-      </w:pPr>
-    </w:p>
-    <w:p>
-      <w:r>
-        <w:t>&lt;div class="mfd-standard-pills"&gt; &lt;span class="mfd-standard-pill"&gt;Generated API first&lt;/span&gt; &lt;span class="mfd-standard-pill"&gt;Transport IDs hidden&lt;/span&gt; &lt;span class="mfd-standard-pill"&gt;Typed primitive handles&lt;/span&gt; &lt;span class="mfd-standard-pill"&gt;Batch bridge preserved&lt;/span&gt; &lt;/div&gt;</w:t>
-      </w:r>
-    </w:p>
-    <w:p>
-      <w:r>
-        <w:t>Normative expectations:</w:t>
-      </w:r>
-    </w:p>
-    <w:p>
-      <w:r>
-        <w:t>structure visible to the user</w:t>
-      </w:r>
-    </w:p>
-    <w:p>
-      <w:r>
-        <w:t>- application code SHOULD start from the generated UI root</w:t>
-      </w:r>
-    </w:p>
-    <w:p>
-      <w:r>
-        <w:t>- application code SHOULD mutate generated handles, not raw transport IDs</w:t>
-      </w:r>
-    </w:p>
-    <w:p>
-      <w:r>
-        <w:t>- low-level authored-name helpers MUST be treated as a compatibility path</w:t>
-      </w:r>
-    </w:p>
-    <w:p>
-      <w:r>
-        <w:t>- generated client code MUST preserve the authored page / reticle / primitive</w:t>
-      </w:r>
-    </w:p>
-    <w:p/>
-    <w:p>
-      <w:pPr>
-        <w:pStyle w:val="Titre2"/>
-      </w:pPr>
-      <w:bookmarkStart w:id="4" w:name="_Toc228189757"/>
-      <w:r>
-        <w:t>4. Design Principles</w:t>
-      </w:r>
-      <w:bookmarkEnd w:id="4"/>
-    </w:p>
-    <w:p>
-      <w:r>
-        <w:t>The generated API is standardized around the following principles:</w:t>
-      </w:r>
-    </w:p>
-    <w:p>
-      <w:r>
-        <w:t>1. authored JSON remains the source of truth</w:t>
-      </w:r>
-    </w:p>
-    <w:p>
-      <w:r>
-        <w:t>2. generated code exposes authored structure, not runtime implementation detail</w:t>
-      </w:r>
-    </w:p>
-    <w:p>
-      <w:r>
-        <w:t>3. fixed authored objects use generated transport IDs internally</w:t>
-      </w:r>
-    </w:p>
-    <w:p>
-      <w:r>
-        <w:t>4. dynamic runtime identities stay hidden behind generated dynamic handles</w:t>
-      </w:r>
-    </w:p>
-    <w:p>
-      <w:r>
-        <w:t>5. batching remains explicit so realtime clients can control publication cadence</w:t>
-      </w:r>
-    </w:p>
-    <w:p/>
-    <w:p>
-      <w:pPr>
-        <w:pStyle w:val="Titre2"/>
-      </w:pPr>
-      <w:bookmarkStart w:id="5" w:name="_Toc228189758"/>
-      <w:r>
-        <w:t>5. Required Public Surface</w:t>
-      </w:r>
-      <w:bookmarkEnd w:id="5"/>
-    </w:p>
-    <w:p>
-      <w:pPr>
-        <w:pStyle w:val="Titre3"/>
-      </w:pPr>
-      <w:bookmarkStart w:id="6" w:name="_Toc228189759"/>
-      <w:r>
-        <w:t>5.1 Generated Root</w:t>
-      </w:r>
-      <w:bookmarkEnd w:id="6"/>
-    </w:p>
-    <w:p>
-      <w:r>
-        <w:t>The generated UI root is the official entry point for client code.</w:t>
-      </w:r>
-    </w:p>
-    <w:p>
-      <w:r>
-        <w:t>It MUST provide:</w:t>
-      </w:r>
-    </w:p>
-    <w:p>
-      <w:r>
-        <w:lastRenderedPageBreak/>
-        <w:t>- `Window()` for whole-window display state</w:t>
-      </w:r>
-    </w:p>
-    <w:p>
-      <w:r>
-        <w:t>- one accessor per generated page</w:t>
-      </w:r>
-    </w:p>
-    <w:p>
-      <w:r>
-        <w:t>- `BuildBatch()`</w:t>
-      </w:r>
-    </w:p>
-    <w:p>
-      <w:r>
-        <w:t>- `BuildCommandBatch(sequence)`</w:t>
-      </w:r>
-    </w:p>
-    <w:p>
-      <w:r>
-        <w:t>- `SubmitLatest(publisher, sequence)`</w:t>
-      </w:r>
-    </w:p>
-    <w:p/>
-    <w:p>
-      <w:r>
-        <w:t>Representative usage:</w:t>
-      </w:r>
-    </w:p>
-    <w:p>
-      <w:pPr>
-        <w:spacing w:after="120"/>
-        <w:ind w:left="360"/>
-        <w:rPr>
-          <w:rFonts w:ascii="Consolas" w:hAnsi="Consolas"/>
-          <w:sz w:val="18"/>
-        </w:rPr>
-      </w:pPr>
-      <w:r>
-        <w:rPr>
-          <w:rFonts w:ascii="Consolas" w:hAnsi="Consolas"/>
-          <w:sz w:val="18"/>
-        </w:rPr>
-        <w:t>full_demo_ui::FullDemoMockupUi ui;</w:t>
-      </w:r>
-    </w:p>
-    <w:p>
-      <w:pPr>
-        <w:spacing w:after="120"/>
-        <w:ind w:left="360"/>
-        <w:rPr>
-          <w:rFonts w:ascii="Consolas" w:hAnsi="Consolas"/>
-          <w:sz w:val="18"/>
-        </w:rPr>
-      </w:pPr>
-      <w:r>
-        <w:rPr>
-          <w:rFonts w:ascii="Consolas" w:hAnsi="Consolas"/>
-          <w:sz w:val="18"/>
-        </w:rPr>
-        <w:t>auto&amp; radar = ui.Radar();</w:t>
-      </w:r>
-    </w:p>
-    <w:p>
-      <w:pPr>
-        <w:spacing w:after="120"/>
-        <w:ind w:left="360"/>
-        <w:rPr>
-          <w:rFonts w:ascii="Consolas" w:hAnsi="Consolas"/>
-          <w:sz w:val="18"/>
-        </w:rPr>
-      </w:pPr>
-    </w:p>
-    <w:p>
-      <w:pPr>
-        <w:spacing w:after="120"/>
-        <w:ind w:left="360"/>
-        <w:rPr>
-          <w:rFonts w:ascii="Consolas" w:hAnsi="Consolas"/>
-          <w:sz w:val="18"/>
-        </w:rPr>
-      </w:pPr>
-      <w:r>
-        <w:rPr>
-          <w:rFonts w:ascii="Consolas" w:hAnsi="Consolas"/>
-          <w:sz w:val="18"/>
-        </w:rPr>
-        <w:t>ui.Window().SetBrightness(0.65f);</w:t>
-      </w:r>
-    </w:p>
-    <w:p>
-      <w:pPr>
-        <w:spacing w:after="120"/>
-        <w:ind w:left="360"/>
-        <w:rPr>
-          <w:rFonts w:ascii="Consolas" w:hAnsi="Consolas"/>
-          <w:sz w:val="18"/>
-        </w:rPr>
-      </w:pPr>
-      <w:r>
-        <w:rPr>
-          <w:rFonts w:ascii="Consolas" w:hAnsi="Consolas"/>
-          <w:sz w:val="18"/>
-        </w:rPr>
-        <w:t>client.ActivatePage(radar);</w:t>
-      </w:r>
-    </w:p>
-    <w:p>
-      <w:pPr>
-        <w:spacing w:after="120"/>
-        <w:ind w:left="360"/>
-        <w:rPr>
-          <w:rFonts w:ascii="Consolas" w:hAnsi="Consolas"/>
-          <w:sz w:val="18"/>
-        </w:rPr>
-      </w:pPr>
-      <w:r>
-        <w:rPr>
-          <w:rFonts w:ascii="Consolas" w:hAnsi="Consolas"/>
-          <w:sz w:val="18"/>
-        </w:rPr>
-        <w:t>client.SendBatch(ui.BuildCommandBatch(42U));</w:t>
-      </w:r>
-    </w:p>
-    <w:p>
-      <w:pPr>
-        <w:spacing w:after="120"/>
-        <w:ind w:left="360"/>
-      </w:pPr>
-    </w:p>
-    <w:p>
-      <w:pPr>
-        <w:pStyle w:val="Titre3"/>
-      </w:pPr>
-      <w:bookmarkStart w:id="7" w:name="_Toc228189760"/>
-      <w:r>
-        <w:t>5.2 Page Surface</w:t>
-      </w:r>
-      <w:bookmarkEnd w:id="7"/>
-    </w:p>
-    <w:p>
-      <w:r>
-        <w:t>Each generated page MUST expose:</w:t>
-      </w:r>
-    </w:p>
-    <w:p>
-      <w:r>
-        <w:t>- one typed page accessor on the root</w:t>
-      </w:r>
-    </w:p>
-    <w:p>
-      <w:r>
-        <w:t>- `Name()`</w:t>
-      </w:r>
-    </w:p>
-    <w:p>
-      <w:r>
-        <w:t>- `GeneratedId()`</w:t>
-      </w:r>
-    </w:p>
-    <w:p>
-      <w:r>
-        <w:t>- `MappingHash()`</w:t>
-      </w:r>
-    </w:p>
-    <w:p>
-      <w:r>
-        <w:t>- one generated member per authored static reticle on that page</w:t>
-      </w:r>
-    </w:p>
-    <w:p>
-      <w:r>
-        <w:t>- one generated member per authored page-local blink type</w:t>
-      </w:r>
-    </w:p>
-    <w:p>
-      <w:r>
-        <w:t>- one generated `strobe` handle</w:t>
-      </w:r>
-    </w:p>
-    <w:p>
-      <w:r>
-        <w:t>- one generated dynamic-set accessor per authored reticle template</w:t>
-      </w:r>
-    </w:p>
-    <w:p/>
-    <w:p>
-      <w:pPr>
-        <w:pStyle w:val="Titre3"/>
-      </w:pPr>
-      <w:bookmarkStart w:id="8" w:name="_Toc228189761"/>
-      <w:r>
-        <w:t>5.3 Reticle Surface</w:t>
-      </w:r>
-      <w:bookmarkEnd w:id="8"/>
-    </w:p>
-    <w:p>
-      <w:r>
-        <w:t>Each generated static reticle and generated dynamic reticle MUST preserve the common reticle controls already exposed by `mfd::client::Reticle` and `mfd::client::DynamicReticle`:</w:t>
-      </w:r>
-    </w:p>
-    <w:p>
-      <w:r>
-        <w:t>- `SetVisible`</w:t>
-      </w:r>
-    </w:p>
-    <w:p>
-      <w:r>
-        <w:t>- `SetBlinkEnabled`</w:t>
-      </w:r>
-    </w:p>
-    <w:p>
-      <w:r>
-        <w:t>- `SetBlink`</w:t>
-      </w:r>
-    </w:p>
-    <w:p>
-      <w:r>
-        <w:t>- `SetBlinkType`</w:t>
-      </w:r>
-    </w:p>
-    <w:p>
-      <w:r>
-        <w:t>- `ClearBlinkType`</w:t>
-      </w:r>
-    </w:p>
-    <w:p>
-      <w:r>
-        <w:lastRenderedPageBreak/>
-        <w:t>- `SetPosition`</w:t>
-      </w:r>
-    </w:p>
-    <w:p>
-      <w:r>
-        <w:t>- `SetRotationDegrees`</w:t>
-      </w:r>
-    </w:p>
-    <w:p>
-      <w:r>
-        <w:t>- `SetColor`</w:t>
-      </w:r>
-    </w:p>
-    <w:p>
-      <w:r>
-        <w:t>- `SetThickness`</w:t>
-      </w:r>
-    </w:p>
-    <w:p/>
-    <w:p>
-      <w:pPr>
-        <w:pStyle w:val="Titre3"/>
-      </w:pPr>
-      <w:bookmarkStart w:id="9" w:name="_Toc228189762"/>
-      <w:r>
-        <w:t>5.4 Primitive Surface</w:t>
-      </w:r>
-      <w:bookmarkEnd w:id="9"/>
-    </w:p>
-    <w:p>
-      <w:r>
-        <w:t>Every authored primitive explicitly marked for client control MUST be reachable through a generated typed accessor under its owning reticle or dynamic reticle.</w:t>
-      </w:r>
-    </w:p>
-    <w:p>
-      <w:r>
-        <w:t>The public primitive-handle families currently standardized are:</w:t>
-      </w:r>
-    </w:p>
-    <w:p>
-      <w:r>
-        <w:t>- `PrimitiveHandle`</w:t>
-      </w:r>
-    </w:p>
-    <w:p>
-      <w:r>
-        <w:t>- `TextHandle`</w:t>
-      </w:r>
-    </w:p>
-    <w:p>
-      <w:r>
-        <w:t>- `TimeHandle`</w:t>
-      </w:r>
-    </w:p>
-    <w:p>
-      <w:r>
-        <w:t>- `LineHandle`</w:t>
-      </w:r>
-    </w:p>
-    <w:p>
-      <w:r>
-        <w:t>- `CircleHandle`</w:t>
-      </w:r>
-    </w:p>
-    <w:p>
-      <w:r>
-        <w:t>- `RingHandle`</w:t>
-      </w:r>
-    </w:p>
-    <w:p>
-      <w:r>
-        <w:t>- `RectangleHandle`</w:t>
-      </w:r>
-    </w:p>
-    <w:p>
-      <w:r>
-        <w:t>- `EllipseHandle`</w:t>
-      </w:r>
-    </w:p>
-    <w:p>
-      <w:r>
-        <w:t>- `SquareHandle`</w:t>
-      </w:r>
-    </w:p>
-    <w:p>
-      <w:r>
-        <w:t>- `DiamondHandle`</w:t>
-      </w:r>
-    </w:p>
-    <w:p>
-      <w:r>
-        <w:t>- `TriangleHandle`</w:t>
-      </w:r>
-    </w:p>
-    <w:p>
-      <w:r>
-        <w:t>- `PolylineHandle`</w:t>
-      </w:r>
-    </w:p>
-    <w:p>
-      <w:r>
-        <w:t>- `BezierHandle`</w:t>
-      </w:r>
-    </w:p>
-    <w:p>
-      <w:r>
-        <w:t>- `ArcHandle`</w:t>
-      </w:r>
-    </w:p>
-    <w:p>
-      <w:r>
-        <w:t>- `ImageHandle`</w:t>
-      </w:r>
-    </w:p>
-    <w:p/>
-    <w:p>
-      <w:r>
-        <w:t>The generator MUST expose the most specific handle type available for the authored primitive kind.</w:t>
-      </w:r>
-    </w:p>
-    <w:p>
-      <w:pPr>
-        <w:pStyle w:val="Titre2"/>
-      </w:pPr>
-      <w:bookmarkStart w:id="10" w:name="_Toc228189763"/>
+      <w:bookmarkStart w:id="11" w:name="_Toc230324475"/>
       <w:r>
         <w:t>6. Standardized Feature Coverage</w:t>
       </w:r>
-      <w:bookmarkEnd w:id="10"/>
+      <w:bookmarkEnd w:id="11"/>
     </w:p>
     <w:p>
       <w:r>
@@ -2212,8 +2760,8 @@
         <w:tblLook w:val="0000" w:firstRow="0" w:lastRow="0" w:firstColumn="0" w:lastColumn="0" w:noHBand="0" w:noVBand="0"/>
       </w:tblPr>
       <w:tblGrid>
-        <w:gridCol w:w="1607"/>
-        <w:gridCol w:w="7455"/>
+        <w:gridCol w:w="1399"/>
+        <w:gridCol w:w="7663"/>
       </w:tblGrid>
       <w:tr>
         <w:tblPrEx>
@@ -2338,7 +2886,6 @@
                 <w:rFonts w:ascii="Aptos" w:hAnsi="Aptos"/>
                 <w:sz w:val="20"/>
               </w:rPr>
-              <w:lastRenderedPageBreak/>
               <w:t>Pages</w:t>
             </w:r>
           </w:p>
@@ -2455,7 +3002,7 @@
                 <w:rFonts w:ascii="Aptos" w:hAnsi="Aptos"/>
                 <w:sz w:val="20"/>
               </w:rPr>
-              <w:t>Client-driven authored primitives are exposed as typed handles under their owning reticles</w:t>
+              <w:t>Client-driven authored primitives are exposed as typed handles under their owning reticles, including `SetLineStyle` for outline-capable primitives</w:t>
             </w:r>
           </w:p>
         </w:tc>
@@ -2579,6 +3126,7 @@
                 <w:rFonts w:ascii="Aptos" w:hAnsi="Aptos"/>
                 <w:sz w:val="20"/>
               </w:rPr>
+              <w:lastRenderedPageBreak/>
               <w:t>Strobe</w:t>
             </w:r>
           </w:p>
@@ -2627,6 +3175,54 @@
                 <w:rFonts w:ascii="Aptos" w:hAnsi="Aptos"/>
                 <w:sz w:val="20"/>
               </w:rPr>
+              <w:t>Runtime feedback</w:t>
+            </w:r>
+          </w:p>
+        </w:tc>
+        <w:tc>
+          <w:tcPr>
+            <w:tcW w:w="0" w:type="auto"/>
+          </w:tcPr>
+          <w:p>
+            <w:pPr>
+              <w:rPr>
+                <w:rFonts w:ascii="Aptos" w:hAnsi="Aptos"/>
+                <w:sz w:val="20"/>
+              </w:rPr>
+            </w:pPr>
+            <w:r>
+              <w:rPr>
+                <w:rFonts w:ascii="Aptos" w:hAnsi="Aptos"/>
+                <w:sz w:val="20"/>
+              </w:rPr>
+              <w:t>Generated roots absorb runtime feedback, pages expose `IsActive()`, and dynamic reticles expose `IsStrobeCaptured()`</w:t>
+            </w:r>
+          </w:p>
+        </w:tc>
+      </w:tr>
+      <w:tr>
+        <w:tblPrEx>
+          <w:tblCellMar>
+            <w:top w:w="0" w:type="dxa"/>
+            <w:bottom w:w="0" w:type="dxa"/>
+          </w:tblCellMar>
+        </w:tblPrEx>
+        <w:tc>
+          <w:tcPr>
+            <w:tcW w:w="0" w:type="auto"/>
+          </w:tcPr>
+          <w:p>
+            <w:pPr>
+              <w:rPr>
+                <w:rFonts w:ascii="Aptos" w:hAnsi="Aptos"/>
+                <w:sz w:val="20"/>
+              </w:rPr>
+            </w:pPr>
+            <w:r>
+              <w:rPr>
+                <w:rFonts w:ascii="Aptos" w:hAnsi="Aptos"/>
+                <w:sz w:val="20"/>
+              </w:rPr>
               <w:t>Batches</w:t>
             </w:r>
           </w:p>
@@ -2659,11 +3255,11 @@
       <w:pPr>
         <w:pStyle w:val="Titre3"/>
       </w:pPr>
-      <w:bookmarkStart w:id="11" w:name="_Toc228189764"/>
+      <w:bookmarkStart w:id="12" w:name="_Toc230324476"/>
       <w:r>
         <w:t>6.1 Static Reticles</w:t>
       </w:r>
-      <w:bookmarkEnd w:id="11"/>
+      <w:bookmarkEnd w:id="12"/>
     </w:p>
     <w:p>
       <w:r>
@@ -2775,11 +3371,11 @@
       <w:pPr>
         <w:pStyle w:val="Titre3"/>
       </w:pPr>
-      <w:bookmarkStart w:id="12" w:name="_Toc228189765"/>
+      <w:bookmarkStart w:id="13" w:name="_Toc230324477"/>
       <w:r>
         <w:t>6.2 Exposed Primitive Example: Progress Bar</w:t>
       </w:r>
-      <w:bookmarkEnd w:id="12"/>
+      <w:bookmarkEnd w:id="13"/>
     </w:p>
     <w:p>
       <w:r>
@@ -2935,11 +3531,11 @@
       <w:pPr>
         <w:pStyle w:val="Titre3"/>
       </w:pPr>
-      <w:bookmarkStart w:id="13" w:name="_Toc228189766"/>
+      <w:bookmarkStart w:id="14" w:name="_Toc230324478"/>
       <w:r>
         <w:t>6.3 Image Primitive Example</w:t>
       </w:r>
-      <w:bookmarkEnd w:id="13"/>
+      <w:bookmarkEnd w:id="14"/>
     </w:p>
     <w:p>
       <w:r>
@@ -3095,11 +3691,11 @@
       <w:pPr>
         <w:pStyle w:val="Titre3"/>
       </w:pPr>
-      <w:bookmarkStart w:id="14" w:name="_Toc228189767"/>
+      <w:bookmarkStart w:id="15" w:name="_Toc230324479"/>
       <w:r>
         <w:t>6.4 Dynamic Reticles</w:t>
       </w:r>
-      <w:bookmarkEnd w:id="14"/>
+      <w:bookmarkEnd w:id="15"/>
     </w:p>
     <w:p>
       <w:r>
@@ -3227,6 +3823,23 @@
           <w:sz w:val="18"/>
         </w:rPr>
       </w:pPr>
+      <w:r>
+        <w:rPr>
+          <w:rFonts w:ascii="Consolas" w:hAnsi="Consolas"/>
+          <w:sz w:val="18"/>
+        </w:rPr>
+        <w:t>track.Primitive01().SetLineStyle(full_demo_ui::LineStyle::Dashed);</w:t>
+      </w:r>
+    </w:p>
+    <w:p>
+      <w:pPr>
+        <w:spacing w:after="120"/>
+        <w:ind w:left="360"/>
+        <w:rPr>
+          <w:rFonts w:ascii="Consolas" w:hAnsi="Consolas"/>
+          <w:sz w:val="18"/>
+        </w:rPr>
+      </w:pPr>
     </w:p>
     <w:p>
       <w:pPr>
@@ -3255,11 +3868,11 @@
       <w:pPr>
         <w:pStyle w:val="Titre3"/>
       </w:pPr>
-      <w:bookmarkStart w:id="15" w:name="_Toc228189768"/>
+      <w:bookmarkStart w:id="16" w:name="_Toc230324480"/>
       <w:r>
         <w:t>6.5 Page-Scoped Strobe</w:t>
       </w:r>
-      <w:bookmarkEnd w:id="15"/>
+      <w:bookmarkEnd w:id="16"/>
     </w:p>
     <w:p>
       <w:r>
@@ -3393,344 +4006,600 @@
     </w:p>
     <w:p>
       <w:pPr>
+        <w:pStyle w:val="Titre3"/>
+      </w:pPr>
+      <w:bookmarkStart w:id="17" w:name="_Toc230324481"/>
+      <w:r>
+        <w:t>6.6 Runtime Feedback Convenience Queries</w:t>
+      </w:r>
+      <w:bookmarkEnd w:id="17"/>
+    </w:p>
+    <w:p>
+      <w:r>
+        <w:t>When the runtime feedback stream is consumed, the generated API MUST expose the authoritative rendering-side state without forcing the user to decode payloads and correlate reticle ids manually.</w:t>
+      </w:r>
+    </w:p>
+    <w:p>
+      <w:r>
+        <w:t>Representative usage:</w:t>
+      </w:r>
+    </w:p>
+    <w:p>
+      <w:pPr>
+        <w:spacing w:after="120"/>
+        <w:ind w:left="360"/>
+        <w:rPr>
+          <w:rFonts w:ascii="Consolas" w:hAnsi="Consolas"/>
+          <w:sz w:val="18"/>
+        </w:rPr>
+      </w:pPr>
+      <w:r>
+        <w:rPr>
+          <w:rFonts w:ascii="Consolas" w:hAnsi="Consolas"/>
+          <w:sz w:val="18"/>
+        </w:rPr>
+        <w:t>auto&amp; page1 = ui.Page1();</w:t>
+      </w:r>
+    </w:p>
+    <w:p>
+      <w:pPr>
+        <w:spacing w:after="120"/>
+        <w:ind w:left="360"/>
+        <w:rPr>
+          <w:rFonts w:ascii="Consolas" w:hAnsi="Consolas"/>
+          <w:sz w:val="18"/>
+        </w:rPr>
+      </w:pPr>
+      <w:r>
+        <w:rPr>
+          <w:rFonts w:ascii="Consolas" w:hAnsi="Consolas"/>
+          <w:sz w:val="18"/>
+        </w:rPr>
+        <w:t>auto&amp; tracks = page1.DynamicMfdTutorialRadarTrack();</w:t>
+      </w:r>
+    </w:p>
+    <w:p>
+      <w:pPr>
+        <w:spacing w:after="120"/>
+        <w:ind w:left="360"/>
+        <w:rPr>
+          <w:rFonts w:ascii="Consolas" w:hAnsi="Consolas"/>
+          <w:sz w:val="18"/>
+        </w:rPr>
+      </w:pPr>
+      <w:r>
+        <w:rPr>
+          <w:rFonts w:ascii="Consolas" w:hAnsi="Consolas"/>
+          <w:sz w:val="18"/>
+        </w:rPr>
+        <w:lastRenderedPageBreak/>
+        <w:t>auto&amp; track = tracks.Create();</w:t>
+      </w:r>
+    </w:p>
+    <w:p>
+      <w:pPr>
+        <w:spacing w:after="120"/>
+        <w:ind w:left="360"/>
+        <w:rPr>
+          <w:rFonts w:ascii="Consolas" w:hAnsi="Consolas"/>
+          <w:sz w:val="18"/>
+        </w:rPr>
+      </w:pPr>
+    </w:p>
+    <w:p>
+      <w:pPr>
+        <w:spacing w:after="120"/>
+        <w:ind w:left="360"/>
+        <w:rPr>
+          <w:rFonts w:ascii="Consolas" w:hAnsi="Consolas"/>
+          <w:sz w:val="18"/>
+        </w:rPr>
+      </w:pPr>
+      <w:r>
+        <w:rPr>
+          <w:rFonts w:ascii="Consolas" w:hAnsi="Consolas"/>
+          <w:sz w:val="18"/>
+        </w:rPr>
+        <w:t>std::string feedbackError;</w:t>
+      </w:r>
+    </w:p>
+    <w:p>
+      <w:pPr>
+        <w:spacing w:after="120"/>
+        <w:ind w:left="360"/>
+        <w:rPr>
+          <w:rFonts w:ascii="Consolas" w:hAnsi="Consolas"/>
+          <w:sz w:val="18"/>
+        </w:rPr>
+      </w:pPr>
+      <w:r>
+        <w:rPr>
+          <w:rFonts w:ascii="Consolas" w:hAnsi="Consolas"/>
+          <w:sz w:val="18"/>
+        </w:rPr>
+        <w:t>if (ui.PollFeedback(*feedbackChannel, 8U, &amp;feedbackError) &gt; 0U)</w:t>
+      </w:r>
+    </w:p>
+    <w:p>
+      <w:pPr>
+        <w:spacing w:after="120"/>
+        <w:ind w:left="360"/>
+        <w:rPr>
+          <w:rFonts w:ascii="Consolas" w:hAnsi="Consolas"/>
+          <w:sz w:val="18"/>
+        </w:rPr>
+      </w:pPr>
+      <w:r>
+        <w:rPr>
+          <w:rFonts w:ascii="Consolas" w:hAnsi="Consolas"/>
+          <w:sz w:val="18"/>
+        </w:rPr>
+        <w:t>{</w:t>
+      </w:r>
+    </w:p>
+    <w:p>
+      <w:pPr>
+        <w:spacing w:after="120"/>
+        <w:ind w:left="360"/>
+        <w:rPr>
+          <w:rFonts w:ascii="Consolas" w:hAnsi="Consolas"/>
+          <w:sz w:val="18"/>
+        </w:rPr>
+      </w:pPr>
+      <w:r>
+        <w:rPr>
+          <w:rFonts w:ascii="Consolas" w:hAnsi="Consolas"/>
+          <w:sz w:val="18"/>
+        </w:rPr>
+        <w:t xml:space="preserve">    const bool page1Active = page1.IsActive();</w:t>
+      </w:r>
+    </w:p>
+    <w:p>
+      <w:pPr>
+        <w:spacing w:after="120"/>
+        <w:ind w:left="360"/>
+        <w:rPr>
+          <w:rFonts w:ascii="Consolas" w:hAnsi="Consolas"/>
+          <w:sz w:val="18"/>
+        </w:rPr>
+      </w:pPr>
+      <w:r>
+        <w:rPr>
+          <w:rFonts w:ascii="Consolas" w:hAnsi="Consolas"/>
+          <w:sz w:val="18"/>
+        </w:rPr>
+        <w:t xml:space="preserve">    const bool trackCaptured = track.IsStrobeCaptured();</w:t>
+      </w:r>
+    </w:p>
+    <w:p>
+      <w:pPr>
+        <w:spacing w:after="120"/>
+        <w:ind w:left="360"/>
+        <w:rPr>
+          <w:rFonts w:ascii="Consolas" w:hAnsi="Consolas"/>
+          <w:sz w:val="18"/>
+        </w:rPr>
+      </w:pPr>
+      <w:r>
+        <w:rPr>
+          <w:rFonts w:ascii="Consolas" w:hAnsi="Consolas"/>
+          <w:sz w:val="18"/>
+        </w:rPr>
+        <w:t>}</w:t>
+      </w:r>
+    </w:p>
+    <w:p>
+      <w:pPr>
+        <w:spacing w:after="120"/>
+        <w:ind w:left="360"/>
+      </w:pPr>
+    </w:p>
+    <w:p>
+      <w:r>
+        <w:t>Normative expectations:</w:t>
+      </w:r>
+    </w:p>
+    <w:p>
+      <w:r>
+        <w:t>active-page feedback reports that page as the currently rendered page</w:t>
+      </w:r>
+    </w:p>
+    <w:p>
+      <w:r>
+        <w:t>authoritative strobe feedback for the currently active page reports that exact dynamic reticle as captured</w:t>
+      </w:r>
+    </w:p>
+    <w:p>
+      <w:r>
+        <w:t>page becomes active until a fresh strobe snapshot arrives for the new active page</w:t>
+      </w:r>
+    </w:p>
+    <w:p>
+      <w:r>
+        <w:t>is lost or when the strobe captures another dynamic reticle</w:t>
+      </w:r>
+    </w:p>
+    <w:p>
+      <w:r>
+        <w:t>themselves when they stay on the generated API path</w:t>
+      </w:r>
+    </w:p>
+    <w:p>
+      <w:r>
+        <w:t>- `Page::IsActive()` MUST return `true` only when the latest authoritative</w:t>
+      </w:r>
+    </w:p>
+    <w:p>
+      <w:r>
+        <w:t>- `DynamicReticle::IsStrobeCaptured()` MUST return `true` only when the latest</w:t>
+      </w:r>
+    </w:p>
+    <w:p>
+      <w:r>
+        <w:t>- `DynamicReticle::IsStrobeCaptured()` MUST return `false` again when another</w:t>
+      </w:r>
+    </w:p>
+    <w:p>
+      <w:r>
+        <w:t>- `DynamicReticle::IsStrobeCaptured()` MUST return `false` again when capture</w:t>
+      </w:r>
+    </w:p>
+    <w:p>
+      <w:r>
+        <w:t>- clients MUST NOT have to manage the low-level strobe capture bookkeeping</w:t>
+      </w:r>
+    </w:p>
+    <w:p/>
+    <w:p>
+      <w:pPr>
         <w:pStyle w:val="Titre2"/>
       </w:pPr>
-      <w:bookmarkStart w:id="16" w:name="_Toc228189769"/>
+      <w:bookmarkStart w:id="18" w:name="_Toc230324482"/>
+      <w:r>
+        <w:t>7. Authoring Rules That Affect Generation</w:t>
+      </w:r>
+      <w:bookmarkEnd w:id="18"/>
+    </w:p>
+    <w:p>
+      <w:pPr>
+        <w:pStyle w:val="Titre3"/>
+      </w:pPr>
+      <w:bookmarkStart w:id="19" w:name="_Toc230324483"/>
+      <w:r>
+        <w:t>7.1 Primitive Exposure</w:t>
+      </w:r>
+      <w:bookmarkEnd w:id="19"/>
+    </w:p>
+    <w:p>
+      <w:r>
+        <w:t>An authored primitive becomes part of the generated client API only when it is explicitly marked for client control.</w:t>
+      </w:r>
+    </w:p>
+    <w:p>
+      <w:r>
+        <w:t>Practical rules:</w:t>
+      </w:r>
+    </w:p>
+    <w:p>
+      <w:r>
+        <w:t>- decorative primitives SHOULD remain unexposed</w:t>
+      </w:r>
+    </w:p>
+    <w:p>
+      <w:r>
+        <w:t>- client-driven primitives SHOULD have stable authored IDs</w:t>
+      </w:r>
+    </w:p>
+    <w:p>
+      <w:r>
+        <w:t>- the `exposed` flag is the canonical trigger for generated primitive accessors</w:t>
+      </w:r>
+    </w:p>
+    <w:p>
+      <w:r>
+        <w:t>- round-tripping authored assets through the editor MUST preserve that flag</w:t>
+      </w:r>
+    </w:p>
+    <w:p/>
+    <w:p>
+      <w:pPr>
+        <w:pStyle w:val="Titre3"/>
+      </w:pPr>
+      <w:bookmarkStart w:id="20" w:name="_Toc230324484"/>
       <w:r>
         <w:lastRenderedPageBreak/>
-        <w:t>7. Authoring Rules That Affect Generation</w:t>
-      </w:r>
-      <w:bookmarkEnd w:id="16"/>
+        <w:t>7.2 Draw Order</w:t>
+      </w:r>
+      <w:bookmarkEnd w:id="20"/>
+    </w:p>
+    <w:p>
+      <w:r>
+        <w:t>`drawOnTop` is an authored rendering rule on the reticle model.</w:t>
+      </w:r>
+    </w:p>
+    <w:p>
+      <w:r>
+        <w:t>That means:</w:t>
+      </w:r>
+    </w:p>
+    <w:p>
+      <w:r>
+        <w:t>- it affects authored and runtime draw ordering</w:t>
+      </w:r>
+    </w:p>
+    <w:p>
+      <w:r>
+        <w:t>- it is preserved by JSON loading, serialization, and runtime scene ordering</w:t>
+      </w:r>
+    </w:p>
+    <w:p>
+      <w:r>
+        <w:t>- it is NOT a per-frame runtime toggle exposed by the generated client API</w:t>
+      </w:r>
+    </w:p>
+    <w:p/>
+    <w:p>
+      <w:r>
+        <w:t>This distinction is deliberate: drawing order belongs to authored scene structure, while visibility, color, position, rotation, and primitive content belong to runtime patching.</w:t>
+      </w:r>
     </w:p>
     <w:p>
       <w:pPr>
         <w:pStyle w:val="Titre3"/>
       </w:pPr>
-      <w:bookmarkStart w:id="17" w:name="_Toc228189770"/>
-      <w:r>
-        <w:t>7.1 Primitive Exposure</w:t>
-      </w:r>
-      <w:bookmarkEnd w:id="17"/>
-    </w:p>
-    <w:p>
-      <w:r>
-        <w:t>An authored primitive becomes part of the generated client API only when it is explicitly marked for client control.</w:t>
-      </w:r>
-    </w:p>
-    <w:p>
-      <w:r>
-        <w:t>Practical rules:</w:t>
-      </w:r>
-    </w:p>
-    <w:p>
-      <w:r>
-        <w:t>- decorative primitives SHOULD remain unexposed</w:t>
-      </w:r>
-    </w:p>
-    <w:p>
-      <w:r>
-        <w:t>- client-driven primitives SHOULD have stable authored IDs</w:t>
-      </w:r>
-    </w:p>
-    <w:p>
-      <w:r>
-        <w:t>- the `exposed` flag is the canonical trigger for generated primitive accessors</w:t>
-      </w:r>
-    </w:p>
-    <w:p>
-      <w:r>
-        <w:t>- round-tripping authored assets through the editor MUST preserve that flag</w:t>
+      <w:bookmarkStart w:id="21" w:name="_Toc230324485"/>
+      <w:r>
+        <w:t>7.3 Images</w:t>
+      </w:r>
+      <w:bookmarkEnd w:id="21"/>
+    </w:p>
+    <w:p>
+      <w:r>
+        <w:t>Image primitives are standardized as patchable authored primitives.</w:t>
+      </w:r>
+    </w:p>
+    <w:p>
+      <w:r>
+        <w:t>The generated API supports:</w:t>
+      </w:r>
+    </w:p>
+    <w:p>
+      <w:r>
+        <w:t>- `SetVisible`</w:t>
+      </w:r>
+    </w:p>
+    <w:p>
+      <w:r>
+        <w:t>- `SetPosition`</w:t>
+      </w:r>
+    </w:p>
+    <w:p>
+      <w:r>
+        <w:t>- `SetRotationDegrees`</w:t>
+      </w:r>
+    </w:p>
+    <w:p>
+      <w:r>
+        <w:t>- `SetScale`</w:t>
       </w:r>
     </w:p>
     <w:p/>
     <w:p>
-      <w:pPr>
-        <w:pStyle w:val="Titre3"/>
-      </w:pPr>
-      <w:bookmarkStart w:id="18" w:name="_Toc228189771"/>
-      <w:r>
-        <w:t>7.2 Draw Order</w:t>
-      </w:r>
-      <w:bookmarkEnd w:id="18"/>
-    </w:p>
-    <w:p>
-      <w:r>
-        <w:t>`drawOnTop` is an authored rendering rule on the reticle model.</w:t>
-      </w:r>
-    </w:p>
-    <w:p>
-      <w:r>
-        <w:t>That means:</w:t>
-      </w:r>
-    </w:p>
-    <w:p>
-      <w:r>
-        <w:t>- it affects authored and runtime draw ordering</w:t>
-      </w:r>
-    </w:p>
-    <w:p>
-      <w:r>
-        <w:t>- it is preserved by JSON loading, serialization, and runtime scene ordering</w:t>
-      </w:r>
-    </w:p>
-    <w:p>
-      <w:r>
-        <w:t>- it is NOT a per-frame runtime toggle exposed by the generated client API</w:t>
+      <w:r>
+        <w:t>The referenced bitmap asset path itself remains authored JSON data.</w:t>
+      </w:r>
+    </w:p>
+    <w:p>
+      <w:pPr>
+        <w:pStyle w:val="Titre2"/>
+      </w:pPr>
+      <w:bookmarkStart w:id="22" w:name="_Toc230324486"/>
+      <w:r>
+        <w:t>8. Standardized Transport Boundary</w:t>
+      </w:r>
+      <w:bookmarkEnd w:id="22"/>
+    </w:p>
+    <w:p>
+      <w:r>
+        <w:t>The generated API is a staging layer. It does not replace `CommandClient`.</w:t>
+      </w:r>
+    </w:p>
+    <w:p>
+      <w:r>
+        <w:t>The standard transport boundary is:</w:t>
+      </w:r>
+    </w:p>
+    <w:p>
+      <w:r>
+        <w:t>1. application code mutates generated handles</w:t>
+      </w:r>
+    </w:p>
+    <w:p>
+      <w:r>
+        <w:t>2. the generated root builds partial runtime commands</w:t>
+      </w:r>
+    </w:p>
+    <w:p>
+      <w:r>
+        <w:t>3. `CommandClient` publishes the resulting batch</w:t>
       </w:r>
     </w:p>
     <w:p/>
     <w:p>
       <w:r>
-        <w:t>This distinction is deliberate: drawing order belongs to authored scene structure, while visibility, color, position, rotation, and primitive content belong to runtime patching.</w:t>
-      </w:r>
-    </w:p>
-    <w:p>
-      <w:pPr>
-        <w:pStyle w:val="Titre3"/>
-      </w:pPr>
-      <w:bookmarkStart w:id="19" w:name="_Toc228189772"/>
-      <w:r>
-        <w:t>7.3 Images</w:t>
-      </w:r>
-      <w:bookmarkEnd w:id="19"/>
-    </w:p>
-    <w:p>
-      <w:r>
-        <w:t>Image primitives are standardized as patchable authored primitives.</w:t>
-      </w:r>
-    </w:p>
-    <w:p>
-      <w:r>
-        <w:t>The generated API supports:</w:t>
-      </w:r>
-    </w:p>
-    <w:p>
-      <w:r>
-        <w:t>- `SetVisible`</w:t>
-      </w:r>
-    </w:p>
-    <w:p>
-      <w:r>
-        <w:t>- `SetPosition`</w:t>
-      </w:r>
-    </w:p>
-    <w:p>
-      <w:r>
-        <w:t>- `SetRotationDegrees`</w:t>
-      </w:r>
-    </w:p>
-    <w:p>
-      <w:r>
-        <w:t>- `SetScale`</w:t>
+        <w:t>Representative publication patterns:</w:t>
+      </w:r>
+    </w:p>
+    <w:p>
+      <w:pPr>
+        <w:spacing w:after="120"/>
+        <w:ind w:left="360"/>
+        <w:rPr>
+          <w:rFonts w:ascii="Consolas" w:hAnsi="Consolas"/>
+          <w:sz w:val="18"/>
+        </w:rPr>
+      </w:pPr>
+      <w:r>
+        <w:rPr>
+          <w:rFonts w:ascii="Consolas" w:hAnsi="Consolas"/>
+          <w:sz w:val="18"/>
+        </w:rPr>
+        <w:t>client.SendBatch(ui.BuildBatch());</w:t>
+      </w:r>
+    </w:p>
+    <w:p>
+      <w:pPr>
+        <w:spacing w:after="120"/>
+        <w:ind w:left="360"/>
+        <w:rPr>
+          <w:rFonts w:ascii="Consolas" w:hAnsi="Consolas"/>
+          <w:sz w:val="18"/>
+        </w:rPr>
+      </w:pPr>
+      <w:r>
+        <w:rPr>
+          <w:rFonts w:ascii="Consolas" w:hAnsi="Consolas"/>
+          <w:sz w:val="18"/>
+        </w:rPr>
+        <w:t>client.SendBatch(ui.BuildCommandBatch(sequence));</w:t>
+      </w:r>
+    </w:p>
+    <w:p>
+      <w:pPr>
+        <w:spacing w:after="120"/>
+        <w:ind w:left="360"/>
+        <w:rPr>
+          <w:rFonts w:ascii="Consolas" w:hAnsi="Consolas"/>
+          <w:sz w:val="18"/>
+        </w:rPr>
+      </w:pPr>
+      <w:r>
+        <w:rPr>
+          <w:rFonts w:ascii="Consolas" w:hAnsi="Consolas"/>
+          <w:sz w:val="18"/>
+        </w:rPr>
+        <w:t>ui.SubmitLatest(publisher, sequence);</w:t>
+      </w:r>
+    </w:p>
+    <w:p>
+      <w:pPr>
+        <w:spacing w:after="120"/>
+        <w:ind w:left="360"/>
+      </w:pPr>
+    </w:p>
+    <w:p>
+      <w:r>
+        <w:t>Normative rules:</w:t>
+      </w:r>
+    </w:p>
+    <w:p>
+      <w:r>
+        <w:t>`CommandBatch` instances</w:t>
+      </w:r>
+    </w:p>
+    <w:p>
+      <w:r>
+        <w:lastRenderedPageBreak/>
+        <w:t>they stay on the curated `mfd_client_api` SDK path</w:t>
+      </w:r>
+    </w:p>
+    <w:p>
+      <w:r>
+        <w:t>- generated code MUST hide raw transport IDs from normal user code</w:t>
+      </w:r>
+    </w:p>
+    <w:p>
+      <w:r>
+        <w:t>- generated page-level helpers MUST carry the matching generated `mappingHash`</w:t>
+      </w:r>
+    </w:p>
+    <w:p>
+      <w:r>
+        <w:t>- low-level name-based helpers MAY exist, but they are not the preferred API</w:t>
+      </w:r>
+    </w:p>
+    <w:p>
+      <w:r>
+        <w:t>- generated batches MUST preserve the same command semantics as manually built</w:t>
+      </w:r>
+    </w:p>
+    <w:p>
+      <w:r>
+        <w:t>- packaged client applications MUST NOT need `mfd_api.dll` at runtime when</w:t>
       </w:r>
     </w:p>
     <w:p/>
     <w:p>
-      <w:r>
-        <w:t>The referenced bitmap asset path itself remains authored JSON data.</w:t>
-      </w:r>
-    </w:p>
-    <w:p>
       <w:pPr>
         <w:pStyle w:val="Titre2"/>
       </w:pPr>
-      <w:bookmarkStart w:id="20" w:name="_Toc228189773"/>
-      <w:r>
-        <w:t>8. Standardized Transport Boundary</w:t>
-      </w:r>
-      <w:bookmarkEnd w:id="20"/>
-    </w:p>
-    <w:p>
-      <w:r>
-        <w:t>The generated API is a staging layer. It does not replace `CommandClient`.</w:t>
-      </w:r>
-    </w:p>
-    <w:p>
-      <w:r>
-        <w:t>The standard transport boundary is:</w:t>
-      </w:r>
-    </w:p>
-    <w:p>
-      <w:r>
-        <w:lastRenderedPageBreak/>
-        <w:t>1. application code mutates generated handles</w:t>
-      </w:r>
-    </w:p>
-    <w:p>
-      <w:r>
-        <w:t>2. the generated root builds partial runtime commands</w:t>
-      </w:r>
-    </w:p>
-    <w:p>
-      <w:r>
-        <w:t>3. `CommandClient` publishes the resulting batch</w:t>
+      <w:bookmarkStart w:id="23" w:name="_Toc230324487"/>
+      <w:r>
+        <w:t>9. Low-Level Compatibility Boundary</w:t>
+      </w:r>
+      <w:bookmarkEnd w:id="23"/>
+    </w:p>
+    <w:p>
+      <w:r>
+        <w:t>The following remain valid but secondary:</w:t>
+      </w:r>
+    </w:p>
+    <w:p>
+      <w:r>
+        <w:t>- string-based `CommandClient` helpers</w:t>
+      </w:r>
+    </w:p>
+    <w:p>
+      <w:r>
+        <w:t>- explicit typed command construction</w:t>
+      </w:r>
+    </w:p>
+    <w:p>
+      <w:r>
+        <w:t>- raw name resolution through the companion `.generated.map`</w:t>
       </w:r>
     </w:p>
     <w:p/>
     <w:p>
       <w:r>
-        <w:t>Representative publication patterns:</w:t>
-      </w:r>
-    </w:p>
-    <w:p>
-      <w:pPr>
-        <w:spacing w:after="120"/>
-        <w:ind w:left="360"/>
-        <w:rPr>
-          <w:rFonts w:ascii="Consolas" w:hAnsi="Consolas"/>
-          <w:sz w:val="18"/>
-        </w:rPr>
-      </w:pPr>
-      <w:r>
-        <w:rPr>
-          <w:rFonts w:ascii="Consolas" w:hAnsi="Consolas"/>
-          <w:sz w:val="18"/>
-        </w:rPr>
-        <w:t>client.SendBatch(ui.BuildBatch());</w:t>
-      </w:r>
-    </w:p>
-    <w:p>
-      <w:pPr>
-        <w:spacing w:after="120"/>
-        <w:ind w:left="360"/>
-        <w:rPr>
-          <w:rFonts w:ascii="Consolas" w:hAnsi="Consolas"/>
-          <w:sz w:val="18"/>
-        </w:rPr>
-      </w:pPr>
-      <w:r>
-        <w:rPr>
-          <w:rFonts w:ascii="Consolas" w:hAnsi="Consolas"/>
-          <w:sz w:val="18"/>
-        </w:rPr>
-        <w:t>client.SendBatch(ui.BuildCommandBatch(sequence));</w:t>
-      </w:r>
-    </w:p>
-    <w:p>
-      <w:pPr>
-        <w:spacing w:after="120"/>
-        <w:ind w:left="360"/>
-        <w:rPr>
-          <w:rFonts w:ascii="Consolas" w:hAnsi="Consolas"/>
-          <w:sz w:val="18"/>
-        </w:rPr>
-      </w:pPr>
-      <w:r>
-        <w:rPr>
-          <w:rFonts w:ascii="Consolas" w:hAnsi="Consolas"/>
-          <w:sz w:val="18"/>
-        </w:rPr>
-        <w:t>ui.SubmitLatest(publisher, sequence);</w:t>
-      </w:r>
-    </w:p>
-    <w:p>
-      <w:pPr>
-        <w:spacing w:after="120"/>
-        <w:ind w:left="360"/>
-      </w:pPr>
-    </w:p>
-    <w:p>
-      <w:r>
-        <w:t>Normative rules:</w:t>
-      </w:r>
-    </w:p>
-    <w:p>
-      <w:r>
-        <w:t>`CommandBatch` instances</w:t>
-      </w:r>
-    </w:p>
-    <w:p>
-      <w:r>
-        <w:t>- generated code MUST hide raw transport IDs from normal user code</w:t>
-      </w:r>
-    </w:p>
-    <w:p>
-      <w:r>
-        <w:t>- generated page-level helpers MUST carry the matching generated `mappingHash`</w:t>
-      </w:r>
-    </w:p>
-    <w:p>
-      <w:r>
-        <w:t>- low-level name-based helpers MAY exist, but they are not the preferred API</w:t>
-      </w:r>
-    </w:p>
-    <w:p>
-      <w:r>
-        <w:t>- generated batches MUST preserve the same command semantics as manually built</w:t>
+        <w:t>Those paths exist for:</w:t>
+      </w:r>
+    </w:p>
+    <w:p>
+      <w:r>
+        <w:t>- generic tools</w:t>
+      </w:r>
+    </w:p>
+    <w:p>
+      <w:r>
+        <w:t>- migration code</w:t>
+      </w:r>
+    </w:p>
+    <w:p>
+      <w:r>
+        <w:t>- replacement-client work</w:t>
+      </w:r>
+    </w:p>
+    <w:p>
+      <w:r>
+        <w:t>- debugging transport issues</w:t>
       </w:r>
     </w:p>
     <w:p/>
     <w:p>
+      <w:r>
+        <w:t>They are not the recommended API for new client applications specific to one window model.</w:t>
+      </w:r>
+    </w:p>
+    <w:p>
       <w:pPr>
         <w:pStyle w:val="Titre2"/>
       </w:pPr>
-      <w:bookmarkStart w:id="21" w:name="_Toc228189774"/>
-      <w:r>
-        <w:t>9. Low-Level Compatibility Boundary</w:t>
-      </w:r>
-      <w:bookmarkEnd w:id="21"/>
-    </w:p>
-    <w:p>
-      <w:r>
-        <w:t>The following remain valid but secondary:</w:t>
-      </w:r>
-    </w:p>
-    <w:p>
-      <w:r>
-        <w:t>- string-based `CommandClient` helpers</w:t>
-      </w:r>
-    </w:p>
-    <w:p>
-      <w:r>
-        <w:t>- explicit typed command construction</w:t>
-      </w:r>
-    </w:p>
-    <w:p>
-      <w:r>
-        <w:t>- raw name resolution through the companion `.generated.map`</w:t>
-      </w:r>
-    </w:p>
-    <w:p/>
-    <w:p>
-      <w:r>
-        <w:t>Those paths exist for:</w:t>
-      </w:r>
-    </w:p>
-    <w:p>
-      <w:r>
-        <w:t>- generic tools</w:t>
-      </w:r>
-    </w:p>
-    <w:p>
-      <w:r>
-        <w:t>- migration code</w:t>
-      </w:r>
-    </w:p>
-    <w:p>
-      <w:r>
-        <w:t>- replacement-client work</w:t>
-      </w:r>
-    </w:p>
-    <w:p>
-      <w:r>
-        <w:t>- debugging transport issues</w:t>
-      </w:r>
-    </w:p>
-    <w:p/>
-    <w:p>
-      <w:r>
-        <w:t>They are not the recommended API for new client applications specific to one window model.</w:t>
-      </w:r>
-    </w:p>
-    <w:p>
-      <w:pPr>
-        <w:pStyle w:val="Titre2"/>
-      </w:pPr>
-      <w:bookmarkStart w:id="22" w:name="_Toc228189775"/>
+      <w:bookmarkStart w:id="24" w:name="_Toc230324488"/>
       <w:r>
         <w:t>10. Standardization Checklist</w:t>
       </w:r>
-      <w:bookmarkEnd w:id="22"/>
+      <w:bookmarkEnd w:id="24"/>
     </w:p>
     <w:p>
       <w:r>
@@ -3755,8 +4624,8 @@
         <w:tblLook w:val="0000" w:firstRow="0" w:lastRow="0" w:firstColumn="0" w:lastColumn="0" w:noHBand="0" w:noVBand="0"/>
       </w:tblPr>
       <w:tblGrid>
-        <w:gridCol w:w="1518"/>
-        <w:gridCol w:w="7544"/>
+        <w:gridCol w:w="1575"/>
+        <w:gridCol w:w="7487"/>
       </w:tblGrid>
       <w:tr>
         <w:tblPrEx>
@@ -3783,7 +4652,6 @@
                 <w:b/>
                 <w:sz w:val="20"/>
               </w:rPr>
-              <w:lastRenderedPageBreak/>
               <w:t>Area</w:t>
             </w:r>
           </w:p>
@@ -3882,6 +4750,54 @@
                 <w:rFonts w:ascii="Aptos" w:hAnsi="Aptos"/>
                 <w:sz w:val="20"/>
               </w:rPr>
+              <w:t>Root feedback API</w:t>
+            </w:r>
+          </w:p>
+        </w:tc>
+        <w:tc>
+          <w:tcPr>
+            <w:tcW w:w="0" w:type="auto"/>
+          </w:tcPr>
+          <w:p>
+            <w:pPr>
+              <w:rPr>
+                <w:rFonts w:ascii="Aptos" w:hAnsi="Aptos"/>
+                <w:sz w:val="20"/>
+              </w:rPr>
+            </w:pPr>
+            <w:r>
+              <w:rPr>
+                <w:rFonts w:ascii="Aptos" w:hAnsi="Aptos"/>
+                <w:sz w:val="20"/>
+              </w:rPr>
+              <w:t>`ApplyFeedback(...)`, `ApplyFeedbackPayload(...)`, `PollFeedback(...)`</w:t>
+            </w:r>
+          </w:p>
+        </w:tc>
+      </w:tr>
+      <w:tr>
+        <w:tblPrEx>
+          <w:tblCellMar>
+            <w:top w:w="0" w:type="dxa"/>
+            <w:bottom w:w="0" w:type="dxa"/>
+          </w:tblCellMar>
+        </w:tblPrEx>
+        <w:tc>
+          <w:tcPr>
+            <w:tcW w:w="0" w:type="auto"/>
+          </w:tcPr>
+          <w:p>
+            <w:pPr>
+              <w:rPr>
+                <w:rFonts w:ascii="Aptos" w:hAnsi="Aptos"/>
+                <w:sz w:val="20"/>
+              </w:rPr>
+            </w:pPr>
+            <w:r>
+              <w:rPr>
+                <w:rFonts w:ascii="Aptos" w:hAnsi="Aptos"/>
+                <w:sz w:val="20"/>
+              </w:rPr>
               <w:t>Page API</w:t>
             </w:r>
           </w:p>
@@ -3902,7 +4818,7 @@
                 <w:rFonts w:ascii="Aptos" w:hAnsi="Aptos"/>
                 <w:sz w:val="20"/>
               </w:rPr>
-              <w:t>stable `Name()`, `GeneratedId()`, `MappingHash()`, reticles, blink types, `strobe`, dynamic sets</w:t>
+              <w:t>stable `Name()`, `GeneratedId()`, `MappingHash()`, `IsActive()`, reticles, blink types, `strobe`, dynamic sets</w:t>
             </w:r>
           </w:p>
         </w:tc>
@@ -4026,6 +4942,7 @@
                 <w:rFonts w:ascii="Aptos" w:hAnsi="Aptos"/>
                 <w:sz w:val="20"/>
               </w:rPr>
+              <w:lastRenderedPageBreak/>
               <w:t>Image primitives</w:t>
             </w:r>
           </w:p>
@@ -4122,6 +5039,54 @@
                 <w:rFonts w:ascii="Aptos" w:hAnsi="Aptos"/>
                 <w:sz w:val="20"/>
               </w:rPr>
+              <w:t>Dynamic runtime queries</w:t>
+            </w:r>
+          </w:p>
+        </w:tc>
+        <w:tc>
+          <w:tcPr>
+            <w:tcW w:w="0" w:type="auto"/>
+          </w:tcPr>
+          <w:p>
+            <w:pPr>
+              <w:rPr>
+                <w:rFonts w:ascii="Aptos" w:hAnsi="Aptos"/>
+                <w:sz w:val="20"/>
+              </w:rPr>
+            </w:pPr>
+            <w:r>
+              <w:rPr>
+                <w:rFonts w:ascii="Aptos" w:hAnsi="Aptos"/>
+                <w:sz w:val="20"/>
+              </w:rPr>
+              <w:t>`IsStrobeCaptured()` exposes active-page capture state without manual feedback correlation</w:t>
+            </w:r>
+          </w:p>
+        </w:tc>
+      </w:tr>
+      <w:tr>
+        <w:tblPrEx>
+          <w:tblCellMar>
+            <w:top w:w="0" w:type="dxa"/>
+            <w:bottom w:w="0" w:type="dxa"/>
+          </w:tblCellMar>
+        </w:tblPrEx>
+        <w:tc>
+          <w:tcPr>
+            <w:tcW w:w="0" w:type="auto"/>
+          </w:tcPr>
+          <w:p>
+            <w:pPr>
+              <w:rPr>
+                <w:rFonts w:ascii="Aptos" w:hAnsi="Aptos"/>
+                <w:sz w:val="20"/>
+              </w:rPr>
+            </w:pPr>
+            <w:r>
+              <w:rPr>
+                <w:rFonts w:ascii="Aptos" w:hAnsi="Aptos"/>
+                <w:sz w:val="20"/>
+              </w:rPr>
               <w:t>Strobe</w:t>
             </w:r>
           </w:p>
@@ -4218,6 +5183,54 @@
                 <w:rFonts w:ascii="Aptos" w:hAnsi="Aptos"/>
                 <w:sz w:val="20"/>
               </w:rPr>
+              <w:t>Package boundary</w:t>
+            </w:r>
+          </w:p>
+        </w:tc>
+        <w:tc>
+          <w:tcPr>
+            <w:tcW w:w="0" w:type="auto"/>
+          </w:tcPr>
+          <w:p>
+            <w:pPr>
+              <w:rPr>
+                <w:rFonts w:ascii="Aptos" w:hAnsi="Aptos"/>
+                <w:sz w:val="20"/>
+              </w:rPr>
+            </w:pPr>
+            <w:r>
+              <w:rPr>
+                <w:rFonts w:ascii="Aptos" w:hAnsi="Aptos"/>
+                <w:sz w:val="20"/>
+              </w:rPr>
+              <w:t>`find_package(MFDStudioClientApi)` exposes only `MFDStudio::ClientApi`, only delivered build configs, and no `mfd_api.dll` client dependency</w:t>
+            </w:r>
+          </w:p>
+        </w:tc>
+      </w:tr>
+      <w:tr>
+        <w:tblPrEx>
+          <w:tblCellMar>
+            <w:top w:w="0" w:type="dxa"/>
+            <w:bottom w:w="0" w:type="dxa"/>
+          </w:tblCellMar>
+        </w:tblPrEx>
+        <w:tc>
+          <w:tcPr>
+            <w:tcW w:w="0" w:type="auto"/>
+          </w:tcPr>
+          <w:p>
+            <w:pPr>
+              <w:rPr>
+                <w:rFonts w:ascii="Aptos" w:hAnsi="Aptos"/>
+                <w:sz w:val="20"/>
+              </w:rPr>
+            </w:pPr>
+            <w:r>
+              <w:rPr>
+                <w:rFonts w:ascii="Aptos" w:hAnsi="Aptos"/>
+                <w:sz w:val="20"/>
+              </w:rPr>
               <w:t>Authoring link</w:t>
             </w:r>
           </w:p>
@@ -4250,11 +5263,11 @@
       <w:pPr>
         <w:pStyle w:val="Titre2"/>
       </w:pPr>
-      <w:bookmarkStart w:id="23" w:name="_Toc228189776"/>
+      <w:bookmarkStart w:id="25" w:name="_Toc230324489"/>
       <w:r>
         <w:t>11. Recommended Reading</w:t>
       </w:r>
-      <w:bookmarkEnd w:id="23"/>
+      <w:bookmarkEnd w:id="25"/>
     </w:p>
     <w:p>
       <w:r>
@@ -4711,7 +5724,7 @@
     <w:link w:val="Titre1Car"/>
     <w:uiPriority w:val="9"/>
     <w:qFormat/>
-    <w:rsid w:val="006271D1"/>
+    <w:rsid w:val="00DF1EFE"/>
     <w:pPr>
       <w:keepNext/>
       <w:keepLines/>
@@ -4733,7 +5746,7 @@
     <w:uiPriority w:val="9"/>
     <w:unhideWhenUsed/>
     <w:qFormat/>
-    <w:rsid w:val="006271D1"/>
+    <w:rsid w:val="00DF1EFE"/>
     <w:pPr>
       <w:keepNext/>
       <w:keepLines/>
@@ -4755,7 +5768,7 @@
     <w:uiPriority w:val="9"/>
     <w:unhideWhenUsed/>
     <w:qFormat/>
-    <w:rsid w:val="006271D1"/>
+    <w:rsid w:val="00DF1EFE"/>
     <w:pPr>
       <w:keepNext/>
       <w:keepLines/>
@@ -4778,7 +5791,7 @@
     <w:semiHidden/>
     <w:unhideWhenUsed/>
     <w:qFormat/>
-    <w:rsid w:val="006271D1"/>
+    <w:rsid w:val="00DF1EFE"/>
     <w:pPr>
       <w:keepNext/>
       <w:keepLines/>
@@ -4801,7 +5814,7 @@
     <w:semiHidden/>
     <w:unhideWhenUsed/>
     <w:qFormat/>
-    <w:rsid w:val="006271D1"/>
+    <w:rsid w:val="00DF1EFE"/>
     <w:pPr>
       <w:keepNext/>
       <w:keepLines/>
@@ -4822,7 +5835,7 @@
     <w:semiHidden/>
     <w:unhideWhenUsed/>
     <w:qFormat/>
-    <w:rsid w:val="006271D1"/>
+    <w:rsid w:val="00DF1EFE"/>
     <w:pPr>
       <w:keepNext/>
       <w:keepLines/>
@@ -4845,7 +5858,7 @@
     <w:semiHidden/>
     <w:unhideWhenUsed/>
     <w:qFormat/>
-    <w:rsid w:val="006271D1"/>
+    <w:rsid w:val="00DF1EFE"/>
     <w:pPr>
       <w:keepNext/>
       <w:keepLines/>
@@ -4866,7 +5879,7 @@
     <w:semiHidden/>
     <w:unhideWhenUsed/>
     <w:qFormat/>
-    <w:rsid w:val="006271D1"/>
+    <w:rsid w:val="00DF1EFE"/>
     <w:pPr>
       <w:keepNext/>
       <w:keepLines/>
@@ -4889,7 +5902,7 @@
     <w:semiHidden/>
     <w:unhideWhenUsed/>
     <w:qFormat/>
-    <w:rsid w:val="006271D1"/>
+    <w:rsid w:val="00DF1EFE"/>
     <w:pPr>
       <w:keepNext/>
       <w:keepLines/>
@@ -4933,7 +5946,7 @@
     <w:basedOn w:val="Policepardfaut"/>
     <w:link w:val="Titre1"/>
     <w:uiPriority w:val="9"/>
-    <w:rsid w:val="006271D1"/>
+    <w:rsid w:val="00DF1EFE"/>
     <w:rPr>
       <w:rFonts w:asciiTheme="majorHAnsi" w:eastAsiaTheme="majorEastAsia" w:hAnsiTheme="majorHAnsi" w:cstheme="majorBidi"/>
       <w:color w:val="2F5496" w:themeColor="accent1" w:themeShade="BF"/>
@@ -4946,7 +5959,7 @@
     <w:basedOn w:val="Policepardfaut"/>
     <w:link w:val="Titre2"/>
     <w:uiPriority w:val="9"/>
-    <w:rsid w:val="006271D1"/>
+    <w:rsid w:val="00DF1EFE"/>
     <w:rPr>
       <w:rFonts w:asciiTheme="majorHAnsi" w:eastAsiaTheme="majorEastAsia" w:hAnsiTheme="majorHAnsi" w:cstheme="majorBidi"/>
       <w:color w:val="2F5496" w:themeColor="accent1" w:themeShade="BF"/>
@@ -4959,7 +5972,7 @@
     <w:basedOn w:val="Policepardfaut"/>
     <w:link w:val="Titre3"/>
     <w:uiPriority w:val="9"/>
-    <w:rsid w:val="006271D1"/>
+    <w:rsid w:val="00DF1EFE"/>
     <w:rPr>
       <w:rFonts w:eastAsiaTheme="majorEastAsia" w:cstheme="majorBidi"/>
       <w:color w:val="2F5496" w:themeColor="accent1" w:themeShade="BF"/>
@@ -4973,7 +5986,7 @@
     <w:link w:val="Titre4"/>
     <w:uiPriority w:val="9"/>
     <w:semiHidden/>
-    <w:rsid w:val="006271D1"/>
+    <w:rsid w:val="00DF1EFE"/>
     <w:rPr>
       <w:rFonts w:eastAsiaTheme="majorEastAsia" w:cstheme="majorBidi"/>
       <w:i/>
@@ -4987,7 +6000,7 @@
     <w:link w:val="Titre5"/>
     <w:uiPriority w:val="9"/>
     <w:semiHidden/>
-    <w:rsid w:val="006271D1"/>
+    <w:rsid w:val="00DF1EFE"/>
     <w:rPr>
       <w:rFonts w:eastAsiaTheme="majorEastAsia" w:cstheme="majorBidi"/>
       <w:color w:val="2F5496" w:themeColor="accent1" w:themeShade="BF"/>
@@ -4999,7 +6012,7 @@
     <w:link w:val="Titre6"/>
     <w:uiPriority w:val="9"/>
     <w:semiHidden/>
-    <w:rsid w:val="006271D1"/>
+    <w:rsid w:val="00DF1EFE"/>
     <w:rPr>
       <w:rFonts w:eastAsiaTheme="majorEastAsia" w:cstheme="majorBidi"/>
       <w:i/>
@@ -5013,7 +6026,7 @@
     <w:link w:val="Titre7"/>
     <w:uiPriority w:val="9"/>
     <w:semiHidden/>
-    <w:rsid w:val="006271D1"/>
+    <w:rsid w:val="00DF1EFE"/>
     <w:rPr>
       <w:rFonts w:eastAsiaTheme="majorEastAsia" w:cstheme="majorBidi"/>
       <w:color w:val="595959" w:themeColor="text1" w:themeTint="A6"/>
@@ -5025,7 +6038,7 @@
     <w:link w:val="Titre8"/>
     <w:uiPriority w:val="9"/>
     <w:semiHidden/>
-    <w:rsid w:val="006271D1"/>
+    <w:rsid w:val="00DF1EFE"/>
     <w:rPr>
       <w:rFonts w:eastAsiaTheme="majorEastAsia" w:cstheme="majorBidi"/>
       <w:i/>
@@ -5039,7 +6052,7 @@
     <w:link w:val="Titre9"/>
     <w:uiPriority w:val="9"/>
     <w:semiHidden/>
-    <w:rsid w:val="006271D1"/>
+    <w:rsid w:val="00DF1EFE"/>
     <w:rPr>
       <w:rFonts w:eastAsiaTheme="majorEastAsia" w:cstheme="majorBidi"/>
       <w:color w:val="272727" w:themeColor="text1" w:themeTint="D8"/>
@@ -5052,7 +6065,7 @@
     <w:link w:val="TitreCar"/>
     <w:uiPriority w:val="10"/>
     <w:qFormat/>
-    <w:rsid w:val="006271D1"/>
+    <w:rsid w:val="00DF1EFE"/>
     <w:pPr>
       <w:spacing w:after="80" w:line="240" w:lineRule="auto"/>
       <w:contextualSpacing/>
@@ -5070,7 +6083,7 @@
     <w:basedOn w:val="Policepardfaut"/>
     <w:link w:val="Titre"/>
     <w:uiPriority w:val="10"/>
-    <w:rsid w:val="006271D1"/>
+    <w:rsid w:val="00DF1EFE"/>
     <w:rPr>
       <w:rFonts w:asciiTheme="majorHAnsi" w:eastAsiaTheme="majorEastAsia" w:hAnsiTheme="majorHAnsi" w:cstheme="majorBidi"/>
       <w:spacing w:val="-10"/>
@@ -5086,7 +6099,7 @@
     <w:link w:val="Sous-titreCar"/>
     <w:uiPriority w:val="11"/>
     <w:qFormat/>
-    <w:rsid w:val="006271D1"/>
+    <w:rsid w:val="00DF1EFE"/>
     <w:pPr>
       <w:numPr>
         <w:ilvl w:val="1"/>
@@ -5105,7 +6118,7 @@
     <w:basedOn w:val="Policepardfaut"/>
     <w:link w:val="Sous-titre"/>
     <w:uiPriority w:val="11"/>
-    <w:rsid w:val="006271D1"/>
+    <w:rsid w:val="00DF1EFE"/>
     <w:rPr>
       <w:rFonts w:eastAsiaTheme="majorEastAsia" w:cstheme="majorBidi"/>
       <w:color w:val="595959" w:themeColor="text1" w:themeTint="A6"/>
@@ -5121,7 +6134,7 @@
     <w:link w:val="CitationCar"/>
     <w:uiPriority w:val="29"/>
     <w:qFormat/>
-    <w:rsid w:val="006271D1"/>
+    <w:rsid w:val="00DF1EFE"/>
     <w:pPr>
       <w:spacing w:before="160"/>
       <w:jc w:val="center"/>
@@ -5137,7 +6150,7 @@
     <w:basedOn w:val="Policepardfaut"/>
     <w:link w:val="Citation"/>
     <w:uiPriority w:val="29"/>
-    <w:rsid w:val="006271D1"/>
+    <w:rsid w:val="00DF1EFE"/>
     <w:rPr>
       <w:i/>
       <w:iCs/>
@@ -5149,7 +6162,7 @@
     <w:basedOn w:val="Normal"/>
     <w:uiPriority w:val="34"/>
     <w:qFormat/>
-    <w:rsid w:val="006271D1"/>
+    <w:rsid w:val="00DF1EFE"/>
     <w:pPr>
       <w:ind w:left="720"/>
       <w:contextualSpacing/>
@@ -5160,7 +6173,7 @@
     <w:basedOn w:val="Policepardfaut"/>
     <w:uiPriority w:val="21"/>
     <w:qFormat/>
-    <w:rsid w:val="006271D1"/>
+    <w:rsid w:val="00DF1EFE"/>
     <w:rPr>
       <w:i/>
       <w:iCs/>
@@ -5174,7 +6187,7 @@
     <w:link w:val="CitationintenseCar"/>
     <w:uiPriority w:val="30"/>
     <w:qFormat/>
-    <w:rsid w:val="006271D1"/>
+    <w:rsid w:val="00DF1EFE"/>
     <w:pPr>
       <w:pBdr>
         <w:top w:val="single" w:sz="4" w:space="10" w:color="2F5496" w:themeColor="accent1" w:themeShade="BF"/>
@@ -5195,7 +6208,7 @@
     <w:basedOn w:val="Policepardfaut"/>
     <w:link w:val="Citationintense"/>
     <w:uiPriority w:val="30"/>
-    <w:rsid w:val="006271D1"/>
+    <w:rsid w:val="00DF1EFE"/>
     <w:rPr>
       <w:i/>
       <w:iCs/>
@@ -5207,7 +6220,7 @@
     <w:basedOn w:val="Policepardfaut"/>
     <w:uiPriority w:val="32"/>
     <w:qFormat/>
-    <w:rsid w:val="006271D1"/>
+    <w:rsid w:val="00DF1EFE"/>
     <w:rPr>
       <w:b/>
       <w:bCs/>
@@ -5223,7 +6236,7 @@
     <w:autoRedefine/>
     <w:uiPriority w:val="39"/>
     <w:unhideWhenUsed/>
-    <w:rsid w:val="006271D1"/>
+    <w:rsid w:val="00DF1EFE"/>
     <w:pPr>
       <w:spacing w:after="100"/>
     </w:pPr>
@@ -5235,7 +6248,7 @@
     <w:autoRedefine/>
     <w:uiPriority w:val="39"/>
     <w:unhideWhenUsed/>
-    <w:rsid w:val="006271D1"/>
+    <w:rsid w:val="00DF1EFE"/>
     <w:pPr>
       <w:spacing w:after="100"/>
       <w:ind w:left="220"/>
@@ -5248,7 +6261,7 @@
     <w:autoRedefine/>
     <w:uiPriority w:val="39"/>
     <w:unhideWhenUsed/>
-    <w:rsid w:val="006271D1"/>
+    <w:rsid w:val="00DF1EFE"/>
     <w:pPr>
       <w:spacing w:after="100"/>
       <w:ind w:left="440"/>

--- a/docs/standards/MFDStudio_Generated_Client_API_Standardization.docx
+++ b/docs/standards/MFDStudio_Generated_Client_API_Standardization.docx
@@ -38,7 +38,7 @@
           <w:rFonts w:ascii="Aptos" w:hAnsi="Aptos"/>
           <w:i/>
         </w:rPr>
-        <w:t>Generated on 2026-05-22 06:40</w:t>
+        <w:t>Generated on 2026-05-23 19:05</w:t>
       </w:r>
     </w:p>
     <w:p>
@@ -58,7 +58,7 @@
       <w:pPr>
         <w:pStyle w:val="Titre1"/>
       </w:pPr>
-      <w:bookmarkStart w:id="0" w:name="_Toc230324464"/>
+      <w:bookmarkStart w:id="0" w:name="_Toc230455546"/>
       <w:r>
         <w:lastRenderedPageBreak/>
         <w:t>Table of Contents</w:t>
@@ -110,7 +110,7 @@
         <w:rPr>
           <w:noProof/>
         </w:rPr>
-        <w:instrText xml:space="preserve"> PAGEREF _Toc230324464 \h </w:instrText>
+        <w:instrText xml:space="preserve"> PAGEREF _Toc230455546 \h </w:instrText>
       </w:r>
       <w:r>
         <w:rPr>
@@ -168,7 +168,7 @@
         <w:rPr>
           <w:noProof/>
         </w:rPr>
-        <w:instrText xml:space="preserve"> PAGEREF _Toc230324465 \h </w:instrText>
+        <w:instrText xml:space="preserve"> PAGEREF _Toc230455547 \h </w:instrText>
       </w:r>
       <w:r>
         <w:rPr>
@@ -226,7 +226,7 @@
         <w:rPr>
           <w:noProof/>
         </w:rPr>
-        <w:instrText xml:space="preserve"> PAGEREF _Toc230324466 \h </w:instrText>
+        <w:instrText xml:space="preserve"> PAGEREF _Toc230455548 \h </w:instrText>
       </w:r>
       <w:r>
         <w:rPr>
@@ -284,7 +284,7 @@
         <w:rPr>
           <w:noProof/>
         </w:rPr>
-        <w:instrText xml:space="preserve"> PAGEREF _Toc230324467 \h </w:instrText>
+        <w:instrText xml:space="preserve"> PAGEREF _Toc230455549 \h </w:instrText>
       </w:r>
       <w:r>
         <w:rPr>
@@ -342,7 +342,7 @@
         <w:rPr>
           <w:noProof/>
         </w:rPr>
-        <w:instrText xml:space="preserve"> PAGEREF _Toc230324468 \h </w:instrText>
+        <w:instrText xml:space="preserve"> PAGEREF _Toc230455550 \h </w:instrText>
       </w:r>
       <w:r>
         <w:rPr>
@@ -400,7 +400,7 @@
         <w:rPr>
           <w:noProof/>
         </w:rPr>
-        <w:instrText xml:space="preserve"> PAGEREF _Toc230324469 \h </w:instrText>
+        <w:instrText xml:space="preserve"> PAGEREF _Toc230455551 \h </w:instrText>
       </w:r>
       <w:r>
         <w:rPr>
@@ -458,7 +458,7 @@
         <w:rPr>
           <w:noProof/>
         </w:rPr>
-        <w:instrText xml:space="preserve"> PAGEREF _Toc230324470 \h </w:instrText>
+        <w:instrText xml:space="preserve"> PAGEREF _Toc230455552 \h </w:instrText>
       </w:r>
       <w:r>
         <w:rPr>
@@ -516,7 +516,7 @@
         <w:rPr>
           <w:noProof/>
         </w:rPr>
-        <w:instrText xml:space="preserve"> PAGEREF _Toc230324471 \h </w:instrText>
+        <w:instrText xml:space="preserve"> PAGEREF _Toc230455553 \h </w:instrText>
       </w:r>
       <w:r>
         <w:rPr>
@@ -574,7 +574,7 @@
         <w:rPr>
           <w:noProof/>
         </w:rPr>
-        <w:instrText xml:space="preserve"> PAGEREF _Toc230324472 \h </w:instrText>
+        <w:instrText xml:space="preserve"> PAGEREF _Toc230455554 \h </w:instrText>
       </w:r>
       <w:r>
         <w:rPr>
@@ -632,7 +632,7 @@
         <w:rPr>
           <w:noProof/>
         </w:rPr>
-        <w:instrText xml:space="preserve"> PAGEREF _Toc230324473 \h </w:instrText>
+        <w:instrText xml:space="preserve"> PAGEREF _Toc230455555 \h </w:instrText>
       </w:r>
       <w:r>
         <w:rPr>
@@ -690,7 +690,7 @@
         <w:rPr>
           <w:noProof/>
         </w:rPr>
-        <w:instrText xml:space="preserve"> PAGEREF _Toc230324474 \h </w:instrText>
+        <w:instrText xml:space="preserve"> PAGEREF _Toc230455556 \h </w:instrText>
       </w:r>
       <w:r>
         <w:rPr>
@@ -748,7 +748,7 @@
         <w:rPr>
           <w:noProof/>
         </w:rPr>
-        <w:instrText xml:space="preserve"> PAGEREF _Toc230324475 \h </w:instrText>
+        <w:instrText xml:space="preserve"> PAGEREF _Toc230455557 \h </w:instrText>
       </w:r>
       <w:r>
         <w:rPr>
@@ -806,7 +806,7 @@
         <w:rPr>
           <w:noProof/>
         </w:rPr>
-        <w:instrText xml:space="preserve"> PAGEREF _Toc230324476 \h </w:instrText>
+        <w:instrText xml:space="preserve"> PAGEREF _Toc230455558 \h </w:instrText>
       </w:r>
       <w:r>
         <w:rPr>
@@ -864,7 +864,7 @@
         <w:rPr>
           <w:noProof/>
         </w:rPr>
-        <w:instrText xml:space="preserve"> PAGEREF _Toc230324477 \h </w:instrText>
+        <w:instrText xml:space="preserve"> PAGEREF _Toc230455559 \h </w:instrText>
       </w:r>
       <w:r>
         <w:rPr>
@@ -922,7 +922,7 @@
         <w:rPr>
           <w:noProof/>
         </w:rPr>
-        <w:instrText xml:space="preserve"> PAGEREF _Toc230324478 \h </w:instrText>
+        <w:instrText xml:space="preserve"> PAGEREF _Toc230455560 \h </w:instrText>
       </w:r>
       <w:r>
         <w:rPr>
@@ -980,7 +980,7 @@
         <w:rPr>
           <w:noProof/>
         </w:rPr>
-        <w:instrText xml:space="preserve"> PAGEREF _Toc230324479 \h </w:instrText>
+        <w:instrText xml:space="preserve"> PAGEREF _Toc230455561 \h </w:instrText>
       </w:r>
       <w:r>
         <w:rPr>
@@ -1038,7 +1038,7 @@
         <w:rPr>
           <w:noProof/>
         </w:rPr>
-        <w:instrText xml:space="preserve"> PAGEREF _Toc230324480 \h </w:instrText>
+        <w:instrText xml:space="preserve"> PAGEREF _Toc230455562 \h </w:instrText>
       </w:r>
       <w:r>
         <w:rPr>
@@ -1096,7 +1096,7 @@
         <w:rPr>
           <w:noProof/>
         </w:rPr>
-        <w:instrText xml:space="preserve"> PAGEREF _Toc230324481 \h </w:instrText>
+        <w:instrText xml:space="preserve"> PAGEREF _Toc230455563 \h </w:instrText>
       </w:r>
       <w:r>
         <w:rPr>
@@ -1113,7 +1113,7 @@
         <w:rPr>
           <w:noProof/>
         </w:rPr>
-        <w:t>10</w:t>
+        <w:t>11</w:t>
       </w:r>
       <w:r>
         <w:rPr>
@@ -1154,7 +1154,7 @@
         <w:rPr>
           <w:noProof/>
         </w:rPr>
-        <w:instrText xml:space="preserve"> PAGEREF _Toc230324482 \h </w:instrText>
+        <w:instrText xml:space="preserve"> PAGEREF _Toc230455564 \h </w:instrText>
       </w:r>
       <w:r>
         <w:rPr>
@@ -1171,7 +1171,7 @@
         <w:rPr>
           <w:noProof/>
         </w:rPr>
-        <w:t>11</w:t>
+        <w:t>12</w:t>
       </w:r>
       <w:r>
         <w:rPr>
@@ -1212,7 +1212,7 @@
         <w:rPr>
           <w:noProof/>
         </w:rPr>
-        <w:instrText xml:space="preserve"> PAGEREF _Toc230324483 \h </w:instrText>
+        <w:instrText xml:space="preserve"> PAGEREF _Toc230455565 \h </w:instrText>
       </w:r>
       <w:r>
         <w:rPr>
@@ -1229,7 +1229,7 @@
         <w:rPr>
           <w:noProof/>
         </w:rPr>
-        <w:t>11</w:t>
+        <w:t>12</w:t>
       </w:r>
       <w:r>
         <w:rPr>
@@ -1270,7 +1270,7 @@
         <w:rPr>
           <w:noProof/>
         </w:rPr>
-        <w:instrText xml:space="preserve"> PAGEREF _Toc230324484 \h </w:instrText>
+        <w:instrText xml:space="preserve"> PAGEREF _Toc230455566 \h </w:instrText>
       </w:r>
       <w:r>
         <w:rPr>
@@ -1328,7 +1328,7 @@
         <w:rPr>
           <w:noProof/>
         </w:rPr>
-        <w:instrText xml:space="preserve"> PAGEREF _Toc230324485 \h </w:instrText>
+        <w:instrText xml:space="preserve"> PAGEREF _Toc230455567 \h </w:instrText>
       </w:r>
       <w:r>
         <w:rPr>
@@ -1386,7 +1386,7 @@
         <w:rPr>
           <w:noProof/>
         </w:rPr>
-        <w:instrText xml:space="preserve"> PAGEREF _Toc230324486 \h </w:instrText>
+        <w:instrText xml:space="preserve"> PAGEREF _Toc230455568 \h </w:instrText>
       </w:r>
       <w:r>
         <w:rPr>
@@ -1444,7 +1444,7 @@
         <w:rPr>
           <w:noProof/>
         </w:rPr>
-        <w:instrText xml:space="preserve"> PAGEREF _Toc230324487 \h </w:instrText>
+        <w:instrText xml:space="preserve"> PAGEREF _Toc230455569 \h </w:instrText>
       </w:r>
       <w:r>
         <w:rPr>
@@ -1502,7 +1502,7 @@
         <w:rPr>
           <w:noProof/>
         </w:rPr>
-        <w:instrText xml:space="preserve"> PAGEREF _Toc230324488 \h </w:instrText>
+        <w:instrText xml:space="preserve"> PAGEREF _Toc230455570 \h </w:instrText>
       </w:r>
       <w:r>
         <w:rPr>
@@ -1519,7 +1519,7 @@
         <w:rPr>
           <w:noProof/>
         </w:rPr>
-        <w:t>13</w:t>
+        <w:t>14</w:t>
       </w:r>
       <w:r>
         <w:rPr>
@@ -1560,7 +1560,7 @@
         <w:rPr>
           <w:noProof/>
         </w:rPr>
-        <w:instrText xml:space="preserve"> PAGEREF _Toc230324489 \h </w:instrText>
+        <w:instrText xml:space="preserve"> PAGEREF _Toc230455571 \h </w:instrText>
       </w:r>
       <w:r>
         <w:rPr>
@@ -1616,7 +1616,7 @@
       <w:pPr>
         <w:pStyle w:val="Titre2"/>
       </w:pPr>
-      <w:bookmarkStart w:id="1" w:name="_Toc230324465"/>
+      <w:bookmarkStart w:id="1" w:name="_Toc230455547"/>
       <w:r>
         <w:t>1. Purpose</w:t>
       </w:r>
@@ -1673,7 +1673,7 @@
       <w:pPr>
         <w:pStyle w:val="Titre2"/>
       </w:pPr>
-      <w:bookmarkStart w:id="2" w:name="_Toc230324466"/>
+      <w:bookmarkStart w:id="2" w:name="_Toc230455548"/>
       <w:r>
         <w:t>2. Scope</w:t>
       </w:r>
@@ -1756,7 +1756,7 @@
       <w:pPr>
         <w:pStyle w:val="Titre2"/>
       </w:pPr>
-      <w:bookmarkStart w:id="3" w:name="_Toc230324467"/>
+      <w:bookmarkStart w:id="3" w:name="_Toc230455549"/>
       <w:r>
         <w:t>3. Standardized Client Model</w:t>
       </w:r>
@@ -1881,7 +1881,7 @@
       <w:pPr>
         <w:pStyle w:val="Titre2"/>
       </w:pPr>
-      <w:bookmarkStart w:id="4" w:name="_Toc230324468"/>
+      <w:bookmarkStart w:id="4" w:name="_Toc230455550"/>
       <w:r>
         <w:t>4. Design Principles</w:t>
       </w:r>
@@ -1922,7 +1922,7 @@
       <w:pPr>
         <w:pStyle w:val="Titre2"/>
       </w:pPr>
-      <w:bookmarkStart w:id="5" w:name="_Toc230324469"/>
+      <w:bookmarkStart w:id="5" w:name="_Toc230455551"/>
       <w:r>
         <w:t>5. Required Public Surface</w:t>
       </w:r>
@@ -1932,7 +1932,7 @@
       <w:pPr>
         <w:pStyle w:val="Titre3"/>
       </w:pPr>
-      <w:bookmarkStart w:id="6" w:name="_Toc230324470"/>
+      <w:bookmarkStart w:id="6" w:name="_Toc230455552"/>
       <w:r>
         <w:t>5.1 Generated Root</w:t>
       </w:r>
@@ -2105,7 +2105,7 @@
       <w:pPr>
         <w:pStyle w:val="Titre3"/>
       </w:pPr>
-      <w:bookmarkStart w:id="7" w:name="_Toc230324471"/>
+      <w:bookmarkStart w:id="7" w:name="_Toc230455553"/>
       <w:r>
         <w:t>5.2 Page Surface</w:t>
       </w:r>
@@ -2154,6 +2154,11 @@
     <w:p>
       <w:r>
         <w:t>- one generated `strobe` handle</w:t>
+      </w:r>
+    </w:p>
+    <w:p>
+      <w:r>
+        <w:t>- one generated member per authored strobe entry when the page exposes a strobe catalog</w:t>
       </w:r>
     </w:p>
     <w:p>
@@ -2172,7 +2177,7 @@
       <w:pPr>
         <w:pStyle w:val="Titre3"/>
       </w:pPr>
-      <w:bookmarkStart w:id="8" w:name="_Toc230324472"/>
+      <w:bookmarkStart w:id="8" w:name="_Toc230455554"/>
       <w:r>
         <w:t>5.3 Reticle Surface</w:t>
       </w:r>
@@ -2238,7 +2243,7 @@
       <w:pPr>
         <w:pStyle w:val="Titre3"/>
       </w:pPr>
-      <w:bookmarkStart w:id="9" w:name="_Toc230324473"/>
+      <w:bookmarkStart w:id="9" w:name="_Toc230455555"/>
       <w:r>
         <w:t>5.4 Primitive Surface</w:t>
       </w:r>
@@ -2391,7 +2396,7 @@
       <w:pPr>
         <w:pStyle w:val="Titre3"/>
       </w:pPr>
-      <w:bookmarkStart w:id="10" w:name="_Toc230324474"/>
+      <w:bookmarkStart w:id="10" w:name="_Toc230455556"/>
       <w:r>
         <w:t>5.5 Packaged SDK Surface</w:t>
       </w:r>
@@ -2731,7 +2736,7 @@
       <w:pPr>
         <w:pStyle w:val="Titre2"/>
       </w:pPr>
-      <w:bookmarkStart w:id="11" w:name="_Toc230324475"/>
+      <w:bookmarkStart w:id="11" w:name="_Toc230455557"/>
       <w:r>
         <w:t>6. Standardized Feature Coverage</w:t>
       </w:r>
@@ -3126,7 +3131,6 @@
                 <w:rFonts w:ascii="Aptos" w:hAnsi="Aptos"/>
                 <w:sz w:val="20"/>
               </w:rPr>
-              <w:lastRenderedPageBreak/>
               <w:t>Strobe</w:t>
             </w:r>
           </w:p>
@@ -3147,7 +3151,15 @@
                 <w:rFonts w:ascii="Aptos" w:hAnsi="Aptos"/>
                 <w:sz w:val="20"/>
               </w:rPr>
-              <w:t>Strobe control stays page-scoped through one generated `strobe` handle</w:t>
+              <w:t xml:space="preserve">Strobe control stays page-scoped through one generated `strobe` handle, with optional </w:t>
+            </w:r>
+            <w:r>
+              <w:rPr>
+                <w:rFonts w:ascii="Aptos" w:hAnsi="Aptos"/>
+                <w:sz w:val="20"/>
+              </w:rPr>
+              <w:lastRenderedPageBreak/>
+              <w:t>generated `StrobeType` entries for authored variants</w:t>
             </w:r>
           </w:p>
         </w:tc>
@@ -3175,6 +3187,7 @@
                 <w:rFonts w:ascii="Aptos" w:hAnsi="Aptos"/>
                 <w:sz w:val="20"/>
               </w:rPr>
+              <w:lastRenderedPageBreak/>
               <w:t>Runtime feedback</w:t>
             </w:r>
           </w:p>
@@ -3255,7 +3268,7 @@
       <w:pPr>
         <w:pStyle w:val="Titre3"/>
       </w:pPr>
-      <w:bookmarkStart w:id="12" w:name="_Toc230324476"/>
+      <w:bookmarkStart w:id="12" w:name="_Toc230455558"/>
       <w:r>
         <w:t>6.1 Static Reticles</w:t>
       </w:r>
@@ -3371,7 +3384,7 @@
       <w:pPr>
         <w:pStyle w:val="Titre3"/>
       </w:pPr>
-      <w:bookmarkStart w:id="13" w:name="_Toc230324477"/>
+      <w:bookmarkStart w:id="13" w:name="_Toc230455559"/>
       <w:r>
         <w:t>6.2 Exposed Primitive Example: Progress Bar</w:t>
       </w:r>
@@ -3531,7 +3544,7 @@
       <w:pPr>
         <w:pStyle w:val="Titre3"/>
       </w:pPr>
-      <w:bookmarkStart w:id="14" w:name="_Toc230324478"/>
+      <w:bookmarkStart w:id="14" w:name="_Toc230455560"/>
       <w:r>
         <w:t>6.3 Image Primitive Example</w:t>
       </w:r>
@@ -3691,7 +3704,7 @@
       <w:pPr>
         <w:pStyle w:val="Titre3"/>
       </w:pPr>
-      <w:bookmarkStart w:id="15" w:name="_Toc230324479"/>
+      <w:bookmarkStart w:id="15" w:name="_Toc230455561"/>
       <w:r>
         <w:t>6.4 Dynamic Reticles</w:t>
       </w:r>
@@ -3868,7 +3881,7 @@
       <w:pPr>
         <w:pStyle w:val="Titre3"/>
       </w:pPr>
-      <w:bookmarkStart w:id="16" w:name="_Toc230324480"/>
+      <w:bookmarkStart w:id="16" w:name="_Toc230455562"/>
       <w:r>
         <w:t>6.5 Page-Scoped Strobe</w:t>
       </w:r>
@@ -3876,7 +3889,7 @@
     </w:p>
     <w:p>
       <w:r>
-        <w:t>The strobe remains a page capability, not a generated transport object:</w:t>
+        <w:t>The strobe remains a page capability, not a generated standalone transport object:</w:t>
       </w:r>
     </w:p>
     <w:p>
@@ -3944,6 +3957,23 @@
           <w:rFonts w:ascii="Consolas" w:hAnsi="Consolas"/>
           <w:sz w:val="18"/>
         </w:rPr>
+        <w:t xml:space="preserve">    radar.strobe = radar.designatorStrobe;</w:t>
+      </w:r>
+    </w:p>
+    <w:p>
+      <w:pPr>
+        <w:spacing w:after="120"/>
+        <w:ind w:left="360"/>
+        <w:rPr>
+          <w:rFonts w:ascii="Consolas" w:hAnsi="Consolas"/>
+          <w:sz w:val="18"/>
+        </w:rPr>
+      </w:pPr>
+      <w:r>
+        <w:rPr>
+          <w:rFonts w:ascii="Consolas" w:hAnsi="Consolas"/>
+          <w:sz w:val="18"/>
+        </w:rPr>
         <w:t xml:space="preserve">    radar.strobe.SetActive(true);</w:t>
       </w:r>
     </w:p>
@@ -4005,10 +4035,57 @@
       </w:pPr>
     </w:p>
     <w:p>
+      <w:r>
+        <w:t>Normative expectations:</w:t>
+      </w:r>
+    </w:p>
+    <w:p>
+      <w:r>
+        <w:t>mutation surface</w:t>
+      </w:r>
+    </w:p>
+    <w:p>
+      <w:r>
+        <w:t>one generated `StrobeType` member per entry</w:t>
+      </w:r>
+    </w:p>
+    <w:p>
+      <w:r>
+        <w:t>`page.strobe = page.someStrobeType`</w:t>
+      </w:r>
+    </w:p>
+    <w:p>
+      <w:r>
+        <w:t>application code</w:t>
+      </w:r>
+    </w:p>
+    <w:p>
+      <w:r>
+        <w:lastRenderedPageBreak/>
+        <w:t>- generated pages MUST keep one page-scoped `strobe` handle as the primary</w:t>
+      </w:r>
+    </w:p>
+    <w:p>
+      <w:r>
+        <w:t>- when the authored page exposes several strobes, generated pages SHOULD expose</w:t>
+      </w:r>
+    </w:p>
+    <w:p>
+      <w:r>
+        <w:t>- generated application code SHOULD switch authored strobes through</w:t>
+      </w:r>
+    </w:p>
+    <w:p>
+      <w:r>
+        <w:t>- low-level generated transport IDs for strobes MUST stay hidden from normal</w:t>
+      </w:r>
+    </w:p>
+    <w:p/>
+    <w:p>
       <w:pPr>
         <w:pStyle w:val="Titre3"/>
       </w:pPr>
-      <w:bookmarkStart w:id="17" w:name="_Toc230324481"/>
+      <w:bookmarkStart w:id="17" w:name="_Toc230455563"/>
       <w:r>
         <w:t>6.6 Runtime Feedback Convenience Queries</w:t>
       </w:r>
@@ -4072,531 +4149,531 @@
           <w:rFonts w:ascii="Consolas" w:hAnsi="Consolas"/>
           <w:sz w:val="18"/>
         </w:rPr>
+        <w:t>auto&amp; track = tracks.Create();</w:t>
+      </w:r>
+    </w:p>
+    <w:p>
+      <w:pPr>
+        <w:spacing w:after="120"/>
+        <w:ind w:left="360"/>
+        <w:rPr>
+          <w:rFonts w:ascii="Consolas" w:hAnsi="Consolas"/>
+          <w:sz w:val="18"/>
+        </w:rPr>
+      </w:pPr>
+    </w:p>
+    <w:p>
+      <w:pPr>
+        <w:spacing w:after="120"/>
+        <w:ind w:left="360"/>
+        <w:rPr>
+          <w:rFonts w:ascii="Consolas" w:hAnsi="Consolas"/>
+          <w:sz w:val="18"/>
+        </w:rPr>
+      </w:pPr>
+      <w:r>
+        <w:rPr>
+          <w:rFonts w:ascii="Consolas" w:hAnsi="Consolas"/>
+          <w:sz w:val="18"/>
+        </w:rPr>
+        <w:t>std::string feedbackError;</w:t>
+      </w:r>
+    </w:p>
+    <w:p>
+      <w:pPr>
+        <w:spacing w:after="120"/>
+        <w:ind w:left="360"/>
+        <w:rPr>
+          <w:rFonts w:ascii="Consolas" w:hAnsi="Consolas"/>
+          <w:sz w:val="18"/>
+        </w:rPr>
+      </w:pPr>
+      <w:r>
+        <w:rPr>
+          <w:rFonts w:ascii="Consolas" w:hAnsi="Consolas"/>
+          <w:sz w:val="18"/>
+        </w:rPr>
+        <w:t>if (ui.PollFeedback(*feedbackChannel, 8U, &amp;feedbackError) &gt; 0U)</w:t>
+      </w:r>
+    </w:p>
+    <w:p>
+      <w:pPr>
+        <w:spacing w:after="120"/>
+        <w:ind w:left="360"/>
+        <w:rPr>
+          <w:rFonts w:ascii="Consolas" w:hAnsi="Consolas"/>
+          <w:sz w:val="18"/>
+        </w:rPr>
+      </w:pPr>
+      <w:r>
+        <w:rPr>
+          <w:rFonts w:ascii="Consolas" w:hAnsi="Consolas"/>
+          <w:sz w:val="18"/>
+        </w:rPr>
+        <w:t>{</w:t>
+      </w:r>
+    </w:p>
+    <w:p>
+      <w:pPr>
+        <w:spacing w:after="120"/>
+        <w:ind w:left="360"/>
+        <w:rPr>
+          <w:rFonts w:ascii="Consolas" w:hAnsi="Consolas"/>
+          <w:sz w:val="18"/>
+        </w:rPr>
+      </w:pPr>
+      <w:r>
+        <w:rPr>
+          <w:rFonts w:ascii="Consolas" w:hAnsi="Consolas"/>
+          <w:sz w:val="18"/>
+        </w:rPr>
+        <w:t xml:space="preserve">    const bool page1Active = page1.IsActive();</w:t>
+      </w:r>
+    </w:p>
+    <w:p>
+      <w:pPr>
+        <w:spacing w:after="120"/>
+        <w:ind w:left="360"/>
+        <w:rPr>
+          <w:rFonts w:ascii="Consolas" w:hAnsi="Consolas"/>
+          <w:sz w:val="18"/>
+        </w:rPr>
+      </w:pPr>
+      <w:r>
+        <w:rPr>
+          <w:rFonts w:ascii="Consolas" w:hAnsi="Consolas"/>
+          <w:sz w:val="18"/>
+        </w:rPr>
+        <w:t xml:space="preserve">    const bool trackCaptured = track.IsStrobeCaptured();</w:t>
+      </w:r>
+    </w:p>
+    <w:p>
+      <w:pPr>
+        <w:spacing w:after="120"/>
+        <w:ind w:left="360"/>
+        <w:rPr>
+          <w:rFonts w:ascii="Consolas" w:hAnsi="Consolas"/>
+          <w:sz w:val="18"/>
+        </w:rPr>
+      </w:pPr>
+      <w:r>
+        <w:rPr>
+          <w:rFonts w:ascii="Consolas" w:hAnsi="Consolas"/>
+          <w:sz w:val="18"/>
+        </w:rPr>
+        <w:t>}</w:t>
+      </w:r>
+    </w:p>
+    <w:p>
+      <w:pPr>
+        <w:spacing w:after="120"/>
+        <w:ind w:left="360"/>
+      </w:pPr>
+    </w:p>
+    <w:p>
+      <w:r>
+        <w:t>Normative expectations:</w:t>
+      </w:r>
+    </w:p>
+    <w:p>
+      <w:r>
+        <w:t>active-page feedback reports that page as the currently rendered page</w:t>
+      </w:r>
+    </w:p>
+    <w:p>
+      <w:r>
+        <w:t>authoritative strobe feedback for the currently active page reports that exact dynamic reticle as captured</w:t>
+      </w:r>
+    </w:p>
+    <w:p>
+      <w:r>
+        <w:t>page becomes active until a fresh strobe snapshot arrives for the new active page</w:t>
+      </w:r>
+    </w:p>
+    <w:p>
+      <w:r>
+        <w:t>is lost or when the strobe captures another dynamic reticle</w:t>
+      </w:r>
+    </w:p>
+    <w:p>
+      <w:r>
+        <w:t>themselves when they stay on the generated API path</w:t>
+      </w:r>
+    </w:p>
+    <w:p>
+      <w:r>
+        <w:t>- `Page::IsActive()` MUST return `true` only when the latest authoritative</w:t>
+      </w:r>
+    </w:p>
+    <w:p>
+      <w:r>
+        <w:t>- `DynamicReticle::IsStrobeCaptured()` MUST return `true` only when the latest</w:t>
+      </w:r>
+    </w:p>
+    <w:p>
+      <w:r>
+        <w:t>- `DynamicReticle::IsStrobeCaptured()` MUST return `false` again when another</w:t>
+      </w:r>
+    </w:p>
+    <w:p>
+      <w:r>
+        <w:t>- `DynamicReticle::IsStrobeCaptured()` MUST return `false` again when capture</w:t>
+      </w:r>
+    </w:p>
+    <w:p>
+      <w:r>
+        <w:t>- clients MUST NOT have to manage the low-level strobe capture bookkeeping</w:t>
+      </w:r>
+    </w:p>
+    <w:p/>
+    <w:p>
+      <w:pPr>
+        <w:pStyle w:val="Titre2"/>
+      </w:pPr>
+      <w:bookmarkStart w:id="18" w:name="_Toc230455564"/>
+      <w:r>
         <w:lastRenderedPageBreak/>
-        <w:t>auto&amp; track = tracks.Create();</w:t>
-      </w:r>
-    </w:p>
-    <w:p>
-      <w:pPr>
-        <w:spacing w:after="120"/>
-        <w:ind w:left="360"/>
-        <w:rPr>
-          <w:rFonts w:ascii="Consolas" w:hAnsi="Consolas"/>
-          <w:sz w:val="18"/>
-        </w:rPr>
-      </w:pPr>
-    </w:p>
-    <w:p>
-      <w:pPr>
-        <w:spacing w:after="120"/>
-        <w:ind w:left="360"/>
-        <w:rPr>
-          <w:rFonts w:ascii="Consolas" w:hAnsi="Consolas"/>
-          <w:sz w:val="18"/>
-        </w:rPr>
-      </w:pPr>
-      <w:r>
-        <w:rPr>
-          <w:rFonts w:ascii="Consolas" w:hAnsi="Consolas"/>
-          <w:sz w:val="18"/>
-        </w:rPr>
-        <w:t>std::string feedbackError;</w:t>
-      </w:r>
-    </w:p>
-    <w:p>
-      <w:pPr>
-        <w:spacing w:after="120"/>
-        <w:ind w:left="360"/>
-        <w:rPr>
-          <w:rFonts w:ascii="Consolas" w:hAnsi="Consolas"/>
-          <w:sz w:val="18"/>
-        </w:rPr>
-      </w:pPr>
-      <w:r>
-        <w:rPr>
-          <w:rFonts w:ascii="Consolas" w:hAnsi="Consolas"/>
-          <w:sz w:val="18"/>
-        </w:rPr>
-        <w:t>if (ui.PollFeedback(*feedbackChannel, 8U, &amp;feedbackError) &gt; 0U)</w:t>
-      </w:r>
-    </w:p>
-    <w:p>
-      <w:pPr>
-        <w:spacing w:after="120"/>
-        <w:ind w:left="360"/>
-        <w:rPr>
-          <w:rFonts w:ascii="Consolas" w:hAnsi="Consolas"/>
-          <w:sz w:val="18"/>
-        </w:rPr>
-      </w:pPr>
-      <w:r>
-        <w:rPr>
-          <w:rFonts w:ascii="Consolas" w:hAnsi="Consolas"/>
-          <w:sz w:val="18"/>
-        </w:rPr>
-        <w:t>{</w:t>
-      </w:r>
-    </w:p>
-    <w:p>
-      <w:pPr>
-        <w:spacing w:after="120"/>
-        <w:ind w:left="360"/>
-        <w:rPr>
-          <w:rFonts w:ascii="Consolas" w:hAnsi="Consolas"/>
-          <w:sz w:val="18"/>
-        </w:rPr>
-      </w:pPr>
-      <w:r>
-        <w:rPr>
-          <w:rFonts w:ascii="Consolas" w:hAnsi="Consolas"/>
-          <w:sz w:val="18"/>
-        </w:rPr>
-        <w:t xml:space="preserve">    const bool page1Active = page1.IsActive();</w:t>
-      </w:r>
-    </w:p>
-    <w:p>
-      <w:pPr>
-        <w:spacing w:after="120"/>
-        <w:ind w:left="360"/>
-        <w:rPr>
-          <w:rFonts w:ascii="Consolas" w:hAnsi="Consolas"/>
-          <w:sz w:val="18"/>
-        </w:rPr>
-      </w:pPr>
-      <w:r>
-        <w:rPr>
-          <w:rFonts w:ascii="Consolas" w:hAnsi="Consolas"/>
-          <w:sz w:val="18"/>
-        </w:rPr>
-        <w:t xml:space="preserve">    const bool trackCaptured = track.IsStrobeCaptured();</w:t>
-      </w:r>
-    </w:p>
-    <w:p>
-      <w:pPr>
-        <w:spacing w:after="120"/>
-        <w:ind w:left="360"/>
-        <w:rPr>
-          <w:rFonts w:ascii="Consolas" w:hAnsi="Consolas"/>
-          <w:sz w:val="18"/>
-        </w:rPr>
-      </w:pPr>
-      <w:r>
-        <w:rPr>
-          <w:rFonts w:ascii="Consolas" w:hAnsi="Consolas"/>
-          <w:sz w:val="18"/>
-        </w:rPr>
-        <w:t>}</w:t>
-      </w:r>
-    </w:p>
-    <w:p>
-      <w:pPr>
-        <w:spacing w:after="120"/>
-        <w:ind w:left="360"/>
-      </w:pPr>
-    </w:p>
-    <w:p>
-      <w:r>
-        <w:t>Normative expectations:</w:t>
-      </w:r>
-    </w:p>
-    <w:p>
-      <w:r>
-        <w:t>active-page feedback reports that page as the currently rendered page</w:t>
-      </w:r>
-    </w:p>
-    <w:p>
-      <w:r>
-        <w:t>authoritative strobe feedback for the currently active page reports that exact dynamic reticle as captured</w:t>
-      </w:r>
-    </w:p>
-    <w:p>
-      <w:r>
-        <w:t>page becomes active until a fresh strobe snapshot arrives for the new active page</w:t>
-      </w:r>
-    </w:p>
-    <w:p>
-      <w:r>
-        <w:t>is lost or when the strobe captures another dynamic reticle</w:t>
-      </w:r>
-    </w:p>
-    <w:p>
-      <w:r>
-        <w:t>themselves when they stay on the generated API path</w:t>
-      </w:r>
-    </w:p>
-    <w:p>
-      <w:r>
-        <w:t>- `Page::IsActive()` MUST return `true` only when the latest authoritative</w:t>
-      </w:r>
-    </w:p>
-    <w:p>
-      <w:r>
-        <w:t>- `DynamicReticle::IsStrobeCaptured()` MUST return `true` only when the latest</w:t>
-      </w:r>
-    </w:p>
-    <w:p>
-      <w:r>
-        <w:t>- `DynamicReticle::IsStrobeCaptured()` MUST return `false` again when another</w:t>
-      </w:r>
-    </w:p>
-    <w:p>
-      <w:r>
-        <w:t>- `DynamicReticle::IsStrobeCaptured()` MUST return `false` again when capture</w:t>
-      </w:r>
-    </w:p>
-    <w:p>
-      <w:r>
-        <w:t>- clients MUST NOT have to manage the low-level strobe capture bookkeeping</w:t>
+        <w:t>7. Authoring Rules That Affect Generation</w:t>
+      </w:r>
+      <w:bookmarkEnd w:id="18"/>
+    </w:p>
+    <w:p>
+      <w:pPr>
+        <w:pStyle w:val="Titre3"/>
+      </w:pPr>
+      <w:bookmarkStart w:id="19" w:name="_Toc230455565"/>
+      <w:r>
+        <w:t>7.1 Primitive Exposure</w:t>
+      </w:r>
+      <w:bookmarkEnd w:id="19"/>
+    </w:p>
+    <w:p>
+      <w:r>
+        <w:t>An authored primitive becomes part of the generated client API only when it is explicitly marked for client control.</w:t>
+      </w:r>
+    </w:p>
+    <w:p>
+      <w:r>
+        <w:t>Practical rules:</w:t>
+      </w:r>
+    </w:p>
+    <w:p>
+      <w:r>
+        <w:t>- decorative primitives SHOULD remain unexposed</w:t>
+      </w:r>
+    </w:p>
+    <w:p>
+      <w:r>
+        <w:t>- client-driven primitives SHOULD have stable authored IDs</w:t>
+      </w:r>
+    </w:p>
+    <w:p>
+      <w:r>
+        <w:t>- the `exposed` flag is the canonical trigger for generated primitive accessors</w:t>
+      </w:r>
+    </w:p>
+    <w:p>
+      <w:r>
+        <w:t>- round-tripping authored assets through the editor MUST preserve that flag</w:t>
       </w:r>
     </w:p>
     <w:p/>
     <w:p>
       <w:pPr>
+        <w:pStyle w:val="Titre3"/>
+      </w:pPr>
+      <w:bookmarkStart w:id="20" w:name="_Toc230455566"/>
+      <w:r>
+        <w:t>7.2 Draw Order</w:t>
+      </w:r>
+      <w:bookmarkEnd w:id="20"/>
+    </w:p>
+    <w:p>
+      <w:r>
+        <w:t>`drawOnTop` is an authored rendering rule on the reticle model.</w:t>
+      </w:r>
+    </w:p>
+    <w:p>
+      <w:r>
+        <w:t>That means:</w:t>
+      </w:r>
+    </w:p>
+    <w:p>
+      <w:r>
+        <w:t>- it affects authored and runtime draw ordering</w:t>
+      </w:r>
+    </w:p>
+    <w:p>
+      <w:r>
+        <w:t>- it is preserved by JSON loading, serialization, and runtime scene ordering</w:t>
+      </w:r>
+    </w:p>
+    <w:p>
+      <w:r>
+        <w:t>- it is NOT a per-frame runtime toggle exposed by the generated client API</w:t>
+      </w:r>
+    </w:p>
+    <w:p/>
+    <w:p>
+      <w:r>
+        <w:t>This distinction is deliberate: drawing order belongs to authored scene structure, while visibility, color, position, rotation, and primitive content belong to runtime patching.</w:t>
+      </w:r>
+    </w:p>
+    <w:p>
+      <w:pPr>
+        <w:pStyle w:val="Titre3"/>
+      </w:pPr>
+      <w:bookmarkStart w:id="21" w:name="_Toc230455567"/>
+      <w:r>
+        <w:t>7.3 Images</w:t>
+      </w:r>
+      <w:bookmarkEnd w:id="21"/>
+    </w:p>
+    <w:p>
+      <w:r>
+        <w:t>Image primitives are standardized as patchable authored primitives.</w:t>
+      </w:r>
+    </w:p>
+    <w:p>
+      <w:r>
+        <w:t>The generated API supports:</w:t>
+      </w:r>
+    </w:p>
+    <w:p>
+      <w:r>
+        <w:t>- `SetVisible`</w:t>
+      </w:r>
+    </w:p>
+    <w:p>
+      <w:r>
+        <w:t>- `SetPosition`</w:t>
+      </w:r>
+    </w:p>
+    <w:p>
+      <w:r>
+        <w:t>- `SetRotationDegrees`</w:t>
+      </w:r>
+    </w:p>
+    <w:p>
+      <w:r>
+        <w:t>- `SetScale`</w:t>
+      </w:r>
+    </w:p>
+    <w:p/>
+    <w:p>
+      <w:r>
+        <w:t>The referenced bitmap asset path itself remains authored JSON data.</w:t>
+      </w:r>
+    </w:p>
+    <w:p>
+      <w:pPr>
         <w:pStyle w:val="Titre2"/>
       </w:pPr>
-      <w:bookmarkStart w:id="18" w:name="_Toc230324482"/>
-      <w:r>
-        <w:t>7. Authoring Rules That Affect Generation</w:t>
-      </w:r>
-      <w:bookmarkEnd w:id="18"/>
-    </w:p>
-    <w:p>
-      <w:pPr>
-        <w:pStyle w:val="Titre3"/>
-      </w:pPr>
-      <w:bookmarkStart w:id="19" w:name="_Toc230324483"/>
-      <w:r>
-        <w:t>7.1 Primitive Exposure</w:t>
-      </w:r>
-      <w:bookmarkEnd w:id="19"/>
-    </w:p>
-    <w:p>
-      <w:r>
-        <w:t>An authored primitive becomes part of the generated client API only when it is explicitly marked for client control.</w:t>
-      </w:r>
-    </w:p>
-    <w:p>
-      <w:r>
-        <w:t>Practical rules:</w:t>
-      </w:r>
-    </w:p>
-    <w:p>
-      <w:r>
-        <w:t>- decorative primitives SHOULD remain unexposed</w:t>
-      </w:r>
-    </w:p>
-    <w:p>
-      <w:r>
-        <w:t>- client-driven primitives SHOULD have stable authored IDs</w:t>
-      </w:r>
-    </w:p>
-    <w:p>
-      <w:r>
-        <w:t>- the `exposed` flag is the canonical trigger for generated primitive accessors</w:t>
-      </w:r>
-    </w:p>
-    <w:p>
-      <w:r>
-        <w:t>- round-tripping authored assets through the editor MUST preserve that flag</w:t>
+      <w:bookmarkStart w:id="22" w:name="_Toc230455568"/>
+      <w:r>
+        <w:t>8. Standardized Transport Boundary</w:t>
+      </w:r>
+      <w:bookmarkEnd w:id="22"/>
+    </w:p>
+    <w:p>
+      <w:r>
+        <w:t>The generated API is a staging layer. It does not replace `CommandClient`.</w:t>
+      </w:r>
+    </w:p>
+    <w:p>
+      <w:r>
+        <w:t>The standard transport boundary is:</w:t>
+      </w:r>
+    </w:p>
+    <w:p>
+      <w:r>
+        <w:lastRenderedPageBreak/>
+        <w:t>1. application code mutates generated handles</w:t>
+      </w:r>
+    </w:p>
+    <w:p>
+      <w:r>
+        <w:t>2. the generated root builds partial runtime commands</w:t>
+      </w:r>
+    </w:p>
+    <w:p>
+      <w:r>
+        <w:t>3. `CommandClient` publishes the resulting batch</w:t>
       </w:r>
     </w:p>
     <w:p/>
     <w:p>
-      <w:pPr>
-        <w:pStyle w:val="Titre3"/>
-      </w:pPr>
-      <w:bookmarkStart w:id="20" w:name="_Toc230324484"/>
+      <w:r>
+        <w:t>Representative publication patterns:</w:t>
+      </w:r>
+    </w:p>
+    <w:p>
+      <w:pPr>
+        <w:spacing w:after="120"/>
+        <w:ind w:left="360"/>
+        <w:rPr>
+          <w:rFonts w:ascii="Consolas" w:hAnsi="Consolas"/>
+          <w:sz w:val="18"/>
+        </w:rPr>
+      </w:pPr>
+      <w:r>
+        <w:rPr>
+          <w:rFonts w:ascii="Consolas" w:hAnsi="Consolas"/>
+          <w:sz w:val="18"/>
+        </w:rPr>
+        <w:t>client.SendBatch(ui.BuildBatch());</w:t>
+      </w:r>
+    </w:p>
+    <w:p>
+      <w:pPr>
+        <w:spacing w:after="120"/>
+        <w:ind w:left="360"/>
+        <w:rPr>
+          <w:rFonts w:ascii="Consolas" w:hAnsi="Consolas"/>
+          <w:sz w:val="18"/>
+        </w:rPr>
+      </w:pPr>
+      <w:r>
+        <w:rPr>
+          <w:rFonts w:ascii="Consolas" w:hAnsi="Consolas"/>
+          <w:sz w:val="18"/>
+        </w:rPr>
+        <w:t>client.SendBatch(ui.BuildCommandBatch(sequence));</w:t>
+      </w:r>
+    </w:p>
+    <w:p>
+      <w:pPr>
+        <w:spacing w:after="120"/>
+        <w:ind w:left="360"/>
+        <w:rPr>
+          <w:rFonts w:ascii="Consolas" w:hAnsi="Consolas"/>
+          <w:sz w:val="18"/>
+        </w:rPr>
+      </w:pPr>
+      <w:r>
+        <w:rPr>
+          <w:rFonts w:ascii="Consolas" w:hAnsi="Consolas"/>
+          <w:sz w:val="18"/>
+        </w:rPr>
+        <w:t>ui.SubmitLatest(publisher, sequence);</w:t>
+      </w:r>
+    </w:p>
+    <w:p>
+      <w:pPr>
+        <w:spacing w:after="120"/>
+        <w:ind w:left="360"/>
+      </w:pPr>
+    </w:p>
+    <w:p>
+      <w:r>
+        <w:t>Normative rules:</w:t>
+      </w:r>
+    </w:p>
+    <w:p>
+      <w:r>
+        <w:t>`CommandBatch` instances</w:t>
+      </w:r>
+    </w:p>
+    <w:p>
+      <w:r>
+        <w:t>they stay on the curated `mfd_client_api` SDK path</w:t>
+      </w:r>
+    </w:p>
+    <w:p>
+      <w:r>
+        <w:t>- generated code MUST hide raw transport IDs from normal user code</w:t>
+      </w:r>
+    </w:p>
+    <w:p>
+      <w:r>
+        <w:t>- generated page-level helpers MUST carry the matching generated `mappingHash`</w:t>
+      </w:r>
+    </w:p>
+    <w:p>
+      <w:r>
+        <w:t>- low-level name-based helpers MAY exist, but they are not the preferred API</w:t>
+      </w:r>
+    </w:p>
+    <w:p>
+      <w:r>
+        <w:t>- generated batches MUST preserve the same command semantics as manually built</w:t>
+      </w:r>
+    </w:p>
+    <w:p>
+      <w:r>
+        <w:t>- packaged client applications MUST NOT need `mfd_api.dll` at runtime when</w:t>
+      </w:r>
+    </w:p>
+    <w:p/>
+    <w:p>
+      <w:pPr>
+        <w:pStyle w:val="Titre2"/>
+      </w:pPr>
+      <w:bookmarkStart w:id="23" w:name="_Toc230455569"/>
+      <w:r>
+        <w:t>9. Low-Level Compatibility Boundary</w:t>
+      </w:r>
+      <w:bookmarkEnd w:id="23"/>
+    </w:p>
+    <w:p>
+      <w:r>
+        <w:t>The following remain valid but secondary:</w:t>
+      </w:r>
+    </w:p>
+    <w:p>
+      <w:r>
+        <w:t>- string-based `CommandClient` helpers</w:t>
+      </w:r>
+    </w:p>
+    <w:p>
+      <w:r>
+        <w:t>- explicit typed command construction</w:t>
+      </w:r>
+    </w:p>
+    <w:p>
+      <w:r>
+        <w:t>- raw name resolution through the companion `.generated.map`</w:t>
+      </w:r>
+    </w:p>
+    <w:p/>
+    <w:p>
+      <w:r>
+        <w:t>Those paths exist for:</w:t>
+      </w:r>
+    </w:p>
+    <w:p>
+      <w:r>
+        <w:t>- generic tools</w:t>
+      </w:r>
+    </w:p>
+    <w:p>
+      <w:r>
+        <w:t>- migration code</w:t>
+      </w:r>
+    </w:p>
+    <w:p>
+      <w:r>
+        <w:t>- replacement-client work</w:t>
+      </w:r>
+    </w:p>
+    <w:p>
+      <w:r>
+        <w:t>- debugging transport issues</w:t>
+      </w:r>
+    </w:p>
+    <w:p/>
+    <w:p>
+      <w:r>
+        <w:t>They are not the recommended API for new client applications specific to one window model.</w:t>
+      </w:r>
+    </w:p>
+    <w:p>
+      <w:pPr>
+        <w:pStyle w:val="Titre2"/>
+      </w:pPr>
+      <w:bookmarkStart w:id="24" w:name="_Toc230455570"/>
       <w:r>
         <w:lastRenderedPageBreak/>
-        <w:t>7.2 Draw Order</w:t>
-      </w:r>
-      <w:bookmarkEnd w:id="20"/>
-    </w:p>
-    <w:p>
-      <w:r>
-        <w:t>`drawOnTop` is an authored rendering rule on the reticle model.</w:t>
-      </w:r>
-    </w:p>
-    <w:p>
-      <w:r>
-        <w:t>That means:</w:t>
-      </w:r>
-    </w:p>
-    <w:p>
-      <w:r>
-        <w:t>- it affects authored and runtime draw ordering</w:t>
-      </w:r>
-    </w:p>
-    <w:p>
-      <w:r>
-        <w:t>- it is preserved by JSON loading, serialization, and runtime scene ordering</w:t>
-      </w:r>
-    </w:p>
-    <w:p>
-      <w:r>
-        <w:t>- it is NOT a per-frame runtime toggle exposed by the generated client API</w:t>
-      </w:r>
-    </w:p>
-    <w:p/>
-    <w:p>
-      <w:r>
-        <w:t>This distinction is deliberate: drawing order belongs to authored scene structure, while visibility, color, position, rotation, and primitive content belong to runtime patching.</w:t>
-      </w:r>
-    </w:p>
-    <w:p>
-      <w:pPr>
-        <w:pStyle w:val="Titre3"/>
-      </w:pPr>
-      <w:bookmarkStart w:id="21" w:name="_Toc230324485"/>
-      <w:r>
-        <w:t>7.3 Images</w:t>
-      </w:r>
-      <w:bookmarkEnd w:id="21"/>
-    </w:p>
-    <w:p>
-      <w:r>
-        <w:t>Image primitives are standardized as patchable authored primitives.</w:t>
-      </w:r>
-    </w:p>
-    <w:p>
-      <w:r>
-        <w:t>The generated API supports:</w:t>
-      </w:r>
-    </w:p>
-    <w:p>
-      <w:r>
-        <w:t>- `SetVisible`</w:t>
-      </w:r>
-    </w:p>
-    <w:p>
-      <w:r>
-        <w:t>- `SetPosition`</w:t>
-      </w:r>
-    </w:p>
-    <w:p>
-      <w:r>
-        <w:t>- `SetRotationDegrees`</w:t>
-      </w:r>
-    </w:p>
-    <w:p>
-      <w:r>
-        <w:t>- `SetScale`</w:t>
-      </w:r>
-    </w:p>
-    <w:p/>
-    <w:p>
-      <w:r>
-        <w:t>The referenced bitmap asset path itself remains authored JSON data.</w:t>
-      </w:r>
-    </w:p>
-    <w:p>
-      <w:pPr>
-        <w:pStyle w:val="Titre2"/>
-      </w:pPr>
-      <w:bookmarkStart w:id="22" w:name="_Toc230324486"/>
-      <w:r>
-        <w:t>8. Standardized Transport Boundary</w:t>
-      </w:r>
-      <w:bookmarkEnd w:id="22"/>
-    </w:p>
-    <w:p>
-      <w:r>
-        <w:t>The generated API is a staging layer. It does not replace `CommandClient`.</w:t>
-      </w:r>
-    </w:p>
-    <w:p>
-      <w:r>
-        <w:t>The standard transport boundary is:</w:t>
-      </w:r>
-    </w:p>
-    <w:p>
-      <w:r>
-        <w:t>1. application code mutates generated handles</w:t>
-      </w:r>
-    </w:p>
-    <w:p>
-      <w:r>
-        <w:t>2. the generated root builds partial runtime commands</w:t>
-      </w:r>
-    </w:p>
-    <w:p>
-      <w:r>
-        <w:t>3. `CommandClient` publishes the resulting batch</w:t>
-      </w:r>
-    </w:p>
-    <w:p/>
-    <w:p>
-      <w:r>
-        <w:t>Representative publication patterns:</w:t>
-      </w:r>
-    </w:p>
-    <w:p>
-      <w:pPr>
-        <w:spacing w:after="120"/>
-        <w:ind w:left="360"/>
-        <w:rPr>
-          <w:rFonts w:ascii="Consolas" w:hAnsi="Consolas"/>
-          <w:sz w:val="18"/>
-        </w:rPr>
-      </w:pPr>
-      <w:r>
-        <w:rPr>
-          <w:rFonts w:ascii="Consolas" w:hAnsi="Consolas"/>
-          <w:sz w:val="18"/>
-        </w:rPr>
-        <w:t>client.SendBatch(ui.BuildBatch());</w:t>
-      </w:r>
-    </w:p>
-    <w:p>
-      <w:pPr>
-        <w:spacing w:after="120"/>
-        <w:ind w:left="360"/>
-        <w:rPr>
-          <w:rFonts w:ascii="Consolas" w:hAnsi="Consolas"/>
-          <w:sz w:val="18"/>
-        </w:rPr>
-      </w:pPr>
-      <w:r>
-        <w:rPr>
-          <w:rFonts w:ascii="Consolas" w:hAnsi="Consolas"/>
-          <w:sz w:val="18"/>
-        </w:rPr>
-        <w:t>client.SendBatch(ui.BuildCommandBatch(sequence));</w:t>
-      </w:r>
-    </w:p>
-    <w:p>
-      <w:pPr>
-        <w:spacing w:after="120"/>
-        <w:ind w:left="360"/>
-        <w:rPr>
-          <w:rFonts w:ascii="Consolas" w:hAnsi="Consolas"/>
-          <w:sz w:val="18"/>
-        </w:rPr>
-      </w:pPr>
-      <w:r>
-        <w:rPr>
-          <w:rFonts w:ascii="Consolas" w:hAnsi="Consolas"/>
-          <w:sz w:val="18"/>
-        </w:rPr>
-        <w:t>ui.SubmitLatest(publisher, sequence);</w:t>
-      </w:r>
-    </w:p>
-    <w:p>
-      <w:pPr>
-        <w:spacing w:after="120"/>
-        <w:ind w:left="360"/>
-      </w:pPr>
-    </w:p>
-    <w:p>
-      <w:r>
-        <w:t>Normative rules:</w:t>
-      </w:r>
-    </w:p>
-    <w:p>
-      <w:r>
-        <w:t>`CommandBatch` instances</w:t>
-      </w:r>
-    </w:p>
-    <w:p>
-      <w:r>
-        <w:lastRenderedPageBreak/>
-        <w:t>they stay on the curated `mfd_client_api` SDK path</w:t>
-      </w:r>
-    </w:p>
-    <w:p>
-      <w:r>
-        <w:t>- generated code MUST hide raw transport IDs from normal user code</w:t>
-      </w:r>
-    </w:p>
-    <w:p>
-      <w:r>
-        <w:t>- generated page-level helpers MUST carry the matching generated `mappingHash`</w:t>
-      </w:r>
-    </w:p>
-    <w:p>
-      <w:r>
-        <w:t>- low-level name-based helpers MAY exist, but they are not the preferred API</w:t>
-      </w:r>
-    </w:p>
-    <w:p>
-      <w:r>
-        <w:t>- generated batches MUST preserve the same command semantics as manually built</w:t>
-      </w:r>
-    </w:p>
-    <w:p>
-      <w:r>
-        <w:t>- packaged client applications MUST NOT need `mfd_api.dll` at runtime when</w:t>
-      </w:r>
-    </w:p>
-    <w:p/>
-    <w:p>
-      <w:pPr>
-        <w:pStyle w:val="Titre2"/>
-      </w:pPr>
-      <w:bookmarkStart w:id="23" w:name="_Toc230324487"/>
-      <w:r>
-        <w:t>9. Low-Level Compatibility Boundary</w:t>
-      </w:r>
-      <w:bookmarkEnd w:id="23"/>
-    </w:p>
-    <w:p>
-      <w:r>
-        <w:t>The following remain valid but secondary:</w:t>
-      </w:r>
-    </w:p>
-    <w:p>
-      <w:r>
-        <w:t>- string-based `CommandClient` helpers</w:t>
-      </w:r>
-    </w:p>
-    <w:p>
-      <w:r>
-        <w:t>- explicit typed command construction</w:t>
-      </w:r>
-    </w:p>
-    <w:p>
-      <w:r>
-        <w:t>- raw name resolution through the companion `.generated.map`</w:t>
-      </w:r>
-    </w:p>
-    <w:p/>
-    <w:p>
-      <w:r>
-        <w:t>Those paths exist for:</w:t>
-      </w:r>
-    </w:p>
-    <w:p>
-      <w:r>
-        <w:t>- generic tools</w:t>
-      </w:r>
-    </w:p>
-    <w:p>
-      <w:r>
-        <w:t>- migration code</w:t>
-      </w:r>
-    </w:p>
-    <w:p>
-      <w:r>
-        <w:t>- replacement-client work</w:t>
-      </w:r>
-    </w:p>
-    <w:p>
-      <w:r>
-        <w:t>- debugging transport issues</w:t>
-      </w:r>
-    </w:p>
-    <w:p/>
-    <w:p>
-      <w:r>
-        <w:t>They are not the recommended API for new client applications specific to one window model.</w:t>
-      </w:r>
-    </w:p>
-    <w:p>
-      <w:pPr>
-        <w:pStyle w:val="Titre2"/>
-      </w:pPr>
-      <w:bookmarkStart w:id="24" w:name="_Toc230324488"/>
-      <w:r>
         <w:t>10. Standardization Checklist</w:t>
       </w:r>
       <w:bookmarkEnd w:id="24"/>
@@ -4818,7 +4895,7 @@
                 <w:rFonts w:ascii="Aptos" w:hAnsi="Aptos"/>
                 <w:sz w:val="20"/>
               </w:rPr>
-              <w:t>stable `Name()`, `GeneratedId()`, `MappingHash()`, `IsActive()`, reticles, blink types, `strobe`, dynamic sets</w:t>
+              <w:t>stable `Name()`, `GeneratedId()`, `MappingHash()`, `IsActive()`, reticles, blink types, `strobe`, generated strobe entries, dynamic sets</w:t>
             </w:r>
           </w:p>
         </w:tc>
@@ -4942,7 +5019,6 @@
                 <w:rFonts w:ascii="Aptos" w:hAnsi="Aptos"/>
                 <w:sz w:val="20"/>
               </w:rPr>
-              <w:lastRenderedPageBreak/>
               <w:t>Image primitives</w:t>
             </w:r>
           </w:p>
@@ -5107,7 +5183,7 @@
                 <w:rFonts w:ascii="Aptos" w:hAnsi="Aptos"/>
                 <w:sz w:val="20"/>
               </w:rPr>
-              <w:t>page-scoped handle only, no generated strobe transport object</w:t>
+              <w:t>page-scoped handle plus generated authored entries when needed, no standalone user-facing strobe transport object</w:t>
             </w:r>
           </w:p>
         </w:tc>
@@ -5263,7 +5339,7 @@
       <w:pPr>
         <w:pStyle w:val="Titre2"/>
       </w:pPr>
-      <w:bookmarkStart w:id="25" w:name="_Toc230324489"/>
+      <w:bookmarkStart w:id="25" w:name="_Toc230455571"/>
       <w:r>
         <w:t>11. Recommended Reading</w:t>
       </w:r>
@@ -5291,6 +5367,7 @@
     </w:p>
     <w:p>
       <w:r>
+        <w:lastRenderedPageBreak/>
         <w:t>- [Generated Client API Architecture](../architecture/generated_client_api.md)</w:t>
       </w:r>
     </w:p>
@@ -5724,7 +5801,7 @@
     <w:link w:val="Titre1Car"/>
     <w:uiPriority w:val="9"/>
     <w:qFormat/>
-    <w:rsid w:val="00DF1EFE"/>
+    <w:rsid w:val="003A34A8"/>
     <w:pPr>
       <w:keepNext/>
       <w:keepLines/>
@@ -5746,7 +5823,7 @@
     <w:uiPriority w:val="9"/>
     <w:unhideWhenUsed/>
     <w:qFormat/>
-    <w:rsid w:val="00DF1EFE"/>
+    <w:rsid w:val="003A34A8"/>
     <w:pPr>
       <w:keepNext/>
       <w:keepLines/>
@@ -5768,7 +5845,7 @@
     <w:uiPriority w:val="9"/>
     <w:unhideWhenUsed/>
     <w:qFormat/>
-    <w:rsid w:val="00DF1EFE"/>
+    <w:rsid w:val="003A34A8"/>
     <w:pPr>
       <w:keepNext/>
       <w:keepLines/>
@@ -5791,7 +5868,7 @@
     <w:semiHidden/>
     <w:unhideWhenUsed/>
     <w:qFormat/>
-    <w:rsid w:val="00DF1EFE"/>
+    <w:rsid w:val="003A34A8"/>
     <w:pPr>
       <w:keepNext/>
       <w:keepLines/>
@@ -5814,7 +5891,7 @@
     <w:semiHidden/>
     <w:unhideWhenUsed/>
     <w:qFormat/>
-    <w:rsid w:val="00DF1EFE"/>
+    <w:rsid w:val="003A34A8"/>
     <w:pPr>
       <w:keepNext/>
       <w:keepLines/>
@@ -5835,7 +5912,7 @@
     <w:semiHidden/>
     <w:unhideWhenUsed/>
     <w:qFormat/>
-    <w:rsid w:val="00DF1EFE"/>
+    <w:rsid w:val="003A34A8"/>
     <w:pPr>
       <w:keepNext/>
       <w:keepLines/>
@@ -5858,7 +5935,7 @@
     <w:semiHidden/>
     <w:unhideWhenUsed/>
     <w:qFormat/>
-    <w:rsid w:val="00DF1EFE"/>
+    <w:rsid w:val="003A34A8"/>
     <w:pPr>
       <w:keepNext/>
       <w:keepLines/>
@@ -5879,7 +5956,7 @@
     <w:semiHidden/>
     <w:unhideWhenUsed/>
     <w:qFormat/>
-    <w:rsid w:val="00DF1EFE"/>
+    <w:rsid w:val="003A34A8"/>
     <w:pPr>
       <w:keepNext/>
       <w:keepLines/>
@@ -5902,7 +5979,7 @@
     <w:semiHidden/>
     <w:unhideWhenUsed/>
     <w:qFormat/>
-    <w:rsid w:val="00DF1EFE"/>
+    <w:rsid w:val="003A34A8"/>
     <w:pPr>
       <w:keepNext/>
       <w:keepLines/>
@@ -5946,7 +6023,7 @@
     <w:basedOn w:val="Policepardfaut"/>
     <w:link w:val="Titre1"/>
     <w:uiPriority w:val="9"/>
-    <w:rsid w:val="00DF1EFE"/>
+    <w:rsid w:val="003A34A8"/>
     <w:rPr>
       <w:rFonts w:asciiTheme="majorHAnsi" w:eastAsiaTheme="majorEastAsia" w:hAnsiTheme="majorHAnsi" w:cstheme="majorBidi"/>
       <w:color w:val="2F5496" w:themeColor="accent1" w:themeShade="BF"/>
@@ -5959,7 +6036,7 @@
     <w:basedOn w:val="Policepardfaut"/>
     <w:link w:val="Titre2"/>
     <w:uiPriority w:val="9"/>
-    <w:rsid w:val="00DF1EFE"/>
+    <w:rsid w:val="003A34A8"/>
     <w:rPr>
       <w:rFonts w:asciiTheme="majorHAnsi" w:eastAsiaTheme="majorEastAsia" w:hAnsiTheme="majorHAnsi" w:cstheme="majorBidi"/>
       <w:color w:val="2F5496" w:themeColor="accent1" w:themeShade="BF"/>
@@ -5972,7 +6049,7 @@
     <w:basedOn w:val="Policepardfaut"/>
     <w:link w:val="Titre3"/>
     <w:uiPriority w:val="9"/>
-    <w:rsid w:val="00DF1EFE"/>
+    <w:rsid w:val="003A34A8"/>
     <w:rPr>
       <w:rFonts w:eastAsiaTheme="majorEastAsia" w:cstheme="majorBidi"/>
       <w:color w:val="2F5496" w:themeColor="accent1" w:themeShade="BF"/>
@@ -5986,7 +6063,7 @@
     <w:link w:val="Titre4"/>
     <w:uiPriority w:val="9"/>
     <w:semiHidden/>
-    <w:rsid w:val="00DF1EFE"/>
+    <w:rsid w:val="003A34A8"/>
     <w:rPr>
       <w:rFonts w:eastAsiaTheme="majorEastAsia" w:cstheme="majorBidi"/>
       <w:i/>
@@ -6000,7 +6077,7 @@
     <w:link w:val="Titre5"/>
     <w:uiPriority w:val="9"/>
     <w:semiHidden/>
-    <w:rsid w:val="00DF1EFE"/>
+    <w:rsid w:val="003A34A8"/>
     <w:rPr>
       <w:rFonts w:eastAsiaTheme="majorEastAsia" w:cstheme="majorBidi"/>
       <w:color w:val="2F5496" w:themeColor="accent1" w:themeShade="BF"/>
@@ -6012,7 +6089,7 @@
     <w:link w:val="Titre6"/>
     <w:uiPriority w:val="9"/>
     <w:semiHidden/>
-    <w:rsid w:val="00DF1EFE"/>
+    <w:rsid w:val="003A34A8"/>
     <w:rPr>
       <w:rFonts w:eastAsiaTheme="majorEastAsia" w:cstheme="majorBidi"/>
       <w:i/>
@@ -6026,7 +6103,7 @@
     <w:link w:val="Titre7"/>
     <w:uiPriority w:val="9"/>
     <w:semiHidden/>
-    <w:rsid w:val="00DF1EFE"/>
+    <w:rsid w:val="003A34A8"/>
     <w:rPr>
       <w:rFonts w:eastAsiaTheme="majorEastAsia" w:cstheme="majorBidi"/>
       <w:color w:val="595959" w:themeColor="text1" w:themeTint="A6"/>
@@ -6038,7 +6115,7 @@
     <w:link w:val="Titre8"/>
     <w:uiPriority w:val="9"/>
     <w:semiHidden/>
-    <w:rsid w:val="00DF1EFE"/>
+    <w:rsid w:val="003A34A8"/>
     <w:rPr>
       <w:rFonts w:eastAsiaTheme="majorEastAsia" w:cstheme="majorBidi"/>
       <w:i/>
@@ -6052,7 +6129,7 @@
     <w:link w:val="Titre9"/>
     <w:uiPriority w:val="9"/>
     <w:semiHidden/>
-    <w:rsid w:val="00DF1EFE"/>
+    <w:rsid w:val="003A34A8"/>
     <w:rPr>
       <w:rFonts w:eastAsiaTheme="majorEastAsia" w:cstheme="majorBidi"/>
       <w:color w:val="272727" w:themeColor="text1" w:themeTint="D8"/>
@@ -6065,7 +6142,7 @@
     <w:link w:val="TitreCar"/>
     <w:uiPriority w:val="10"/>
     <w:qFormat/>
-    <w:rsid w:val="00DF1EFE"/>
+    <w:rsid w:val="003A34A8"/>
     <w:pPr>
       <w:spacing w:after="80" w:line="240" w:lineRule="auto"/>
       <w:contextualSpacing/>
@@ -6083,7 +6160,7 @@
     <w:basedOn w:val="Policepardfaut"/>
     <w:link w:val="Titre"/>
     <w:uiPriority w:val="10"/>
-    <w:rsid w:val="00DF1EFE"/>
+    <w:rsid w:val="003A34A8"/>
     <w:rPr>
       <w:rFonts w:asciiTheme="majorHAnsi" w:eastAsiaTheme="majorEastAsia" w:hAnsiTheme="majorHAnsi" w:cstheme="majorBidi"/>
       <w:spacing w:val="-10"/>
@@ -6099,7 +6176,7 @@
     <w:link w:val="Sous-titreCar"/>
     <w:uiPriority w:val="11"/>
     <w:qFormat/>
-    <w:rsid w:val="00DF1EFE"/>
+    <w:rsid w:val="003A34A8"/>
     <w:pPr>
       <w:numPr>
         <w:ilvl w:val="1"/>
@@ -6118,7 +6195,7 @@
     <w:basedOn w:val="Policepardfaut"/>
     <w:link w:val="Sous-titre"/>
     <w:uiPriority w:val="11"/>
-    <w:rsid w:val="00DF1EFE"/>
+    <w:rsid w:val="003A34A8"/>
     <w:rPr>
       <w:rFonts w:eastAsiaTheme="majorEastAsia" w:cstheme="majorBidi"/>
       <w:color w:val="595959" w:themeColor="text1" w:themeTint="A6"/>
@@ -6134,7 +6211,7 @@
     <w:link w:val="CitationCar"/>
     <w:uiPriority w:val="29"/>
     <w:qFormat/>
-    <w:rsid w:val="00DF1EFE"/>
+    <w:rsid w:val="003A34A8"/>
     <w:pPr>
       <w:spacing w:before="160"/>
       <w:jc w:val="center"/>
@@ -6150,7 +6227,7 @@
     <w:basedOn w:val="Policepardfaut"/>
     <w:link w:val="Citation"/>
     <w:uiPriority w:val="29"/>
-    <w:rsid w:val="00DF1EFE"/>
+    <w:rsid w:val="003A34A8"/>
     <w:rPr>
       <w:i/>
       <w:iCs/>
@@ -6162,7 +6239,7 @@
     <w:basedOn w:val="Normal"/>
     <w:uiPriority w:val="34"/>
     <w:qFormat/>
-    <w:rsid w:val="00DF1EFE"/>
+    <w:rsid w:val="003A34A8"/>
     <w:pPr>
       <w:ind w:left="720"/>
       <w:contextualSpacing/>
@@ -6173,7 +6250,7 @@
     <w:basedOn w:val="Policepardfaut"/>
     <w:uiPriority w:val="21"/>
     <w:qFormat/>
-    <w:rsid w:val="00DF1EFE"/>
+    <w:rsid w:val="003A34A8"/>
     <w:rPr>
       <w:i/>
       <w:iCs/>
@@ -6187,7 +6264,7 @@
     <w:link w:val="CitationintenseCar"/>
     <w:uiPriority w:val="30"/>
     <w:qFormat/>
-    <w:rsid w:val="00DF1EFE"/>
+    <w:rsid w:val="003A34A8"/>
     <w:pPr>
       <w:pBdr>
         <w:top w:val="single" w:sz="4" w:space="10" w:color="2F5496" w:themeColor="accent1" w:themeShade="BF"/>
@@ -6208,7 +6285,7 @@
     <w:basedOn w:val="Policepardfaut"/>
     <w:link w:val="Citationintense"/>
     <w:uiPriority w:val="30"/>
-    <w:rsid w:val="00DF1EFE"/>
+    <w:rsid w:val="003A34A8"/>
     <w:rPr>
       <w:i/>
       <w:iCs/>
@@ -6220,7 +6297,7 @@
     <w:basedOn w:val="Policepardfaut"/>
     <w:uiPriority w:val="32"/>
     <w:qFormat/>
-    <w:rsid w:val="00DF1EFE"/>
+    <w:rsid w:val="003A34A8"/>
     <w:rPr>
       <w:b/>
       <w:bCs/>
@@ -6236,7 +6313,7 @@
     <w:autoRedefine/>
     <w:uiPriority w:val="39"/>
     <w:unhideWhenUsed/>
-    <w:rsid w:val="00DF1EFE"/>
+    <w:rsid w:val="003A34A8"/>
     <w:pPr>
       <w:spacing w:after="100"/>
     </w:pPr>
@@ -6248,7 +6325,7 @@
     <w:autoRedefine/>
     <w:uiPriority w:val="39"/>
     <w:unhideWhenUsed/>
-    <w:rsid w:val="00DF1EFE"/>
+    <w:rsid w:val="003A34A8"/>
     <w:pPr>
       <w:spacing w:after="100"/>
       <w:ind w:left="220"/>
@@ -6261,7 +6338,7 @@
     <w:autoRedefine/>
     <w:uiPriority w:val="39"/>
     <w:unhideWhenUsed/>
-    <w:rsid w:val="00DF1EFE"/>
+    <w:rsid w:val="003A34A8"/>
     <w:pPr>
       <w:spacing w:after="100"/>
       <w:ind w:left="440"/>
